--- a/documentacion/AN090-conciliación-línea-diseño-funcional.docx
+++ b/documentacion/AN090-conciliación-línea-diseño-funcional.docx
@@ -79,8 +79,8 @@
         </w:tblCellMar>
       </w:tblPr>
       <w:tblGrid>
-        <w:gridCol w:w="2157"/>
-        <w:gridCol w:w="7255"/>
+        <w:gridCol w:w="1619"/>
+        <w:gridCol w:w="7793"/>
       </w:tblGrid>
       <w:tr>
         <w:trPr>
@@ -88,7 +88,7 @@
         </w:trPr>
         <w:tc>
           <w:tcPr>
-            <w:tcW w:w="2157" w:type="dxa"/>
+            <w:tcW w:w="1619" w:type="dxa"/>
             <w:tcBorders/>
             <w:vAlign w:val="center"/>
           </w:tcPr>
@@ -110,7 +110,7 @@
         </w:tc>
         <w:tc>
           <w:tcPr>
-            <w:tcW w:w="7255" w:type="dxa"/>
+            <w:tcW w:w="7793" w:type="dxa"/>
             <w:tcBorders/>
             <w:vAlign w:val="center"/>
           </w:tcPr>
@@ -135,7 +135,7 @@
         <w:trPr/>
         <w:tc>
           <w:tcPr>
-            <w:tcW w:w="2157" w:type="dxa"/>
+            <w:tcW w:w="1619" w:type="dxa"/>
             <w:tcBorders/>
             <w:vAlign w:val="center"/>
           </w:tcPr>
@@ -155,7 +155,7 @@
         </w:tc>
         <w:tc>
           <w:tcPr>
-            <w:tcW w:w="7255" w:type="dxa"/>
+            <w:tcW w:w="7793" w:type="dxa"/>
             <w:tcBorders/>
             <w:vAlign w:val="center"/>
           </w:tcPr>
@@ -178,7 +178,7 @@
         <w:trPr/>
         <w:tc>
           <w:tcPr>
-            <w:tcW w:w="2157" w:type="dxa"/>
+            <w:tcW w:w="1619" w:type="dxa"/>
             <w:tcBorders/>
             <w:vAlign w:val="center"/>
           </w:tcPr>
@@ -198,7 +198,7 @@
         </w:tc>
         <w:tc>
           <w:tcPr>
-            <w:tcW w:w="7255" w:type="dxa"/>
+            <w:tcW w:w="7793" w:type="dxa"/>
             <w:tcBorders/>
             <w:vAlign w:val="center"/>
           </w:tcPr>
@@ -221,7 +221,7 @@
         <w:trPr/>
         <w:tc>
           <w:tcPr>
-            <w:tcW w:w="2157" w:type="dxa"/>
+            <w:tcW w:w="1619" w:type="dxa"/>
             <w:tcBorders/>
             <w:vAlign w:val="center"/>
           </w:tcPr>
@@ -241,21 +241,21 @@
         </w:tc>
         <w:tc>
           <w:tcPr>
-            <w:tcW w:w="7255" w:type="dxa"/>
-            <w:tcBorders/>
-            <w:vAlign w:val="center"/>
-          </w:tcPr>
-          <w:p>
-            <w:pPr>
-              <w:pStyle w:val="Contenidodelatabla"/>
-              <w:bidi w:val="0"/>
-              <w:spacing w:before="0" w:after="120"/>
-              <w:jc w:val="left"/>
-              <w:rPr/>
-            </w:pPr>
-            <w:r>
-              <w:rPr/>
-              <w:t>1.3</w:t>
+            <w:tcW w:w="7793" w:type="dxa"/>
+            <w:tcBorders/>
+            <w:vAlign w:val="center"/>
+          </w:tcPr>
+          <w:p>
+            <w:pPr>
+              <w:pStyle w:val="Contenidodelatabla"/>
+              <w:bidi w:val="0"/>
+              <w:spacing w:before="0" w:after="120"/>
+              <w:jc w:val="left"/>
+              <w:rPr/>
+            </w:pPr>
+            <w:r>
+              <w:rPr/>
+              <w:t>1.5</w:t>
             </w:r>
           </w:p>
         </w:tc>
@@ -264,7 +264,7 @@
         <w:trPr/>
         <w:tc>
           <w:tcPr>
-            <w:tcW w:w="2157" w:type="dxa"/>
+            <w:tcW w:w="1619" w:type="dxa"/>
             <w:tcBorders/>
             <w:vAlign w:val="center"/>
           </w:tcPr>
@@ -284,21 +284,21 @@
         </w:tc>
         <w:tc>
           <w:tcPr>
-            <w:tcW w:w="7255" w:type="dxa"/>
-            <w:tcBorders/>
-            <w:vAlign w:val="center"/>
-          </w:tcPr>
-          <w:p>
-            <w:pPr>
-              <w:pStyle w:val="Contenidodelatabla"/>
-              <w:bidi w:val="0"/>
-              <w:spacing w:before="0" w:after="120"/>
-              <w:jc w:val="left"/>
-              <w:rPr/>
-            </w:pPr>
-            <w:r>
-              <w:rPr/>
-              <w:t>2026-09-14</w:t>
+            <w:tcW w:w="7793" w:type="dxa"/>
+            <w:tcBorders/>
+            <w:vAlign w:val="center"/>
+          </w:tcPr>
+          <w:p>
+            <w:pPr>
+              <w:pStyle w:val="Contenidodelatabla"/>
+              <w:bidi w:val="0"/>
+              <w:spacing w:before="0" w:after="120"/>
+              <w:jc w:val="left"/>
+              <w:rPr/>
+            </w:pPr>
+            <w:r>
+              <w:rPr/>
+              <w:t>2026-09-17</w:t>
             </w:r>
           </w:p>
         </w:tc>
@@ -307,7 +307,7 @@
         <w:trPr/>
         <w:tc>
           <w:tcPr>
-            <w:tcW w:w="2157" w:type="dxa"/>
+            <w:tcW w:w="1619" w:type="dxa"/>
             <w:tcBorders/>
             <w:vAlign w:val="center"/>
           </w:tcPr>
@@ -327,7 +327,7 @@
         </w:tc>
         <w:tc>
           <w:tcPr>
-            <w:tcW w:w="7255" w:type="dxa"/>
+            <w:tcW w:w="7793" w:type="dxa"/>
             <w:tcBorders/>
             <w:vAlign w:val="center"/>
           </w:tcPr>
@@ -350,7 +350,7 @@
         <w:trPr/>
         <w:tc>
           <w:tcPr>
-            <w:tcW w:w="2157" w:type="dxa"/>
+            <w:tcW w:w="1619" w:type="dxa"/>
             <w:tcBorders/>
             <w:vAlign w:val="center"/>
           </w:tcPr>
@@ -370,7 +370,7 @@
         </w:tc>
         <w:tc>
           <w:tcPr>
-            <w:tcW w:w="7255" w:type="dxa"/>
+            <w:tcW w:w="7793" w:type="dxa"/>
             <w:tcBorders/>
             <w:vAlign w:val="center"/>
           </w:tcPr>
@@ -393,7 +393,7 @@
         <w:trPr/>
         <w:tc>
           <w:tcPr>
-            <w:tcW w:w="2157" w:type="dxa"/>
+            <w:tcW w:w="1619" w:type="dxa"/>
             <w:tcBorders/>
             <w:vAlign w:val="center"/>
           </w:tcPr>
@@ -413,7 +413,7 @@
         </w:tc>
         <w:tc>
           <w:tcPr>
-            <w:tcW w:w="7255" w:type="dxa"/>
+            <w:tcW w:w="7793" w:type="dxa"/>
             <w:tcBorders/>
             <w:vAlign w:val="center"/>
           </w:tcPr>
@@ -437,7 +437,7 @@
             </w:r>
             <w:r>
               <w:rPr/>
-              <w:t>) - AN010 - AN030 - AN050 - AN070</w:t>
+              <w:t>) - AN010 - AN030 - AN050 - AN070 - la aplicación publicada, en escritorio y en teléfono</w:t>
             </w:r>
           </w:p>
         </w:tc>
@@ -446,7 +446,7 @@
         <w:trPr/>
         <w:tc>
           <w:tcPr>
-            <w:tcW w:w="2157" w:type="dxa"/>
+            <w:tcW w:w="1619" w:type="dxa"/>
             <w:tcBorders/>
             <w:vAlign w:val="center"/>
           </w:tcPr>
@@ -466,7 +466,7 @@
         </w:tc>
         <w:tc>
           <w:tcPr>
-            <w:tcW w:w="7255" w:type="dxa"/>
+            <w:tcW w:w="7793" w:type="dxa"/>
             <w:tcBorders/>
             <w:vAlign w:val="center"/>
           </w:tcPr>
@@ -1040,6 +1040,129 @@
             <w:r>
               <w:rPr/>
               <w:t>, que la sección 6.3 citaba pero que nunca llegó a la tabla de la sección 4. Total: 26 registradas, 22 resueltas.</w:t>
+            </w:r>
+          </w:p>
+        </w:tc>
+      </w:tr>
+      <w:tr>
+        <w:trPr/>
+        <w:tc>
+          <w:tcPr>
+            <w:tcW w:w="995" w:type="dxa"/>
+            <w:tcBorders/>
+            <w:vAlign w:val="center"/>
+          </w:tcPr>
+          <w:p>
+            <w:pPr>
+              <w:pStyle w:val="Contenidodelatabla"/>
+              <w:bidi w:val="0"/>
+              <w:spacing w:before="0" w:after="120"/>
+              <w:jc w:val="left"/>
+              <w:rPr/>
+            </w:pPr>
+            <w:r>
+              <w:rPr/>
+              <w:t>1.5</w:t>
+            </w:r>
+          </w:p>
+        </w:tc>
+        <w:tc>
+          <w:tcPr>
+            <w:tcW w:w="1310" w:type="dxa"/>
+            <w:tcBorders/>
+            <w:vAlign w:val="center"/>
+          </w:tcPr>
+          <w:p>
+            <w:pPr>
+              <w:pStyle w:val="Contenidodelatabla"/>
+              <w:bidi w:val="0"/>
+              <w:spacing w:before="0" w:after="120"/>
+              <w:jc w:val="left"/>
+              <w:rPr/>
+            </w:pPr>
+            <w:r>
+              <w:rPr/>
+              <w:t>2026-09-17</w:t>
+            </w:r>
+          </w:p>
+        </w:tc>
+        <w:tc>
+          <w:tcPr>
+            <w:tcW w:w="890" w:type="dxa"/>
+            <w:tcBorders/>
+            <w:vAlign w:val="center"/>
+          </w:tcPr>
+          <w:p>
+            <w:pPr>
+              <w:pStyle w:val="Contenidodelatabla"/>
+              <w:bidi w:val="0"/>
+              <w:spacing w:before="0" w:after="120"/>
+              <w:jc w:val="left"/>
+              <w:rPr/>
+            </w:pPr>
+            <w:r>
+              <w:rPr/>
+              <w:t>D. Quispe</w:t>
+            </w:r>
+          </w:p>
+        </w:tc>
+        <w:tc>
+          <w:tcPr>
+            <w:tcW w:w="6217" w:type="dxa"/>
+            <w:tcBorders/>
+            <w:vAlign w:val="center"/>
+          </w:tcPr>
+          <w:p>
+            <w:pPr>
+              <w:pStyle w:val="Contenidodelatabla"/>
+              <w:bidi w:val="0"/>
+              <w:spacing w:before="0" w:after="120"/>
+              <w:jc w:val="left"/>
+              <w:rPr/>
+            </w:pPr>
+            <w:r>
+              <w:rPr/>
+              <w:t xml:space="preserve">Primer cotejo </w:t>
+            </w:r>
+            <w:r>
+              <w:rPr>
+                <w:rStyle w:val="Strong"/>
+              </w:rPr>
+              <w:t>desde un teléfono</w:t>
+            </w:r>
+            <w:r>
+              <w:rPr/>
+              <w:t xml:space="preserve"> y contra la aplicación publicada (sección 4.7): DV-35 a DV-38. Tres de las cuatro solo se manifiestan en un navegador móvil -autocorrección del teclado, </w:t>
+            </w:r>
+            <w:r>
+              <w:rPr>
+                <w:rStyle w:val="Textooriginal"/>
+              </w:rPr>
+              <w:t>100vh</w:t>
+            </w:r>
+            <w:r>
+              <w:rPr/>
+              <w:t xml:space="preserve"> que miente, pie de menú que desaparece con el lateral-, así que ninguna revisión de escritorio podía verlas. </w:t>
+            </w:r>
+            <w:r>
+              <w:rPr>
+                <w:rStyle w:val="Strong"/>
+              </w:rPr>
+              <w:t>DV-34 queda superada por DV-38</w:t>
+            </w:r>
+            <w:r>
+              <w:rPr/>
+              <w:t xml:space="preserve">: se resolvió sobre la premisa de que no había sesión, y publicar con </w:t>
+            </w:r>
+            <w:r>
+              <w:rPr>
+                <w:rStyle w:val="Textooriginal"/>
+              </w:rPr>
+              <w:t>AUTH_ENABLED=true</w:t>
+            </w:r>
+            <w:r>
+              <w:rPr/>
+              <w:t xml:space="preserve"> la invalidó. Total: 38 registradas, 33 resueltas.</w:t>
             </w:r>
           </w:p>
         </w:tc>
@@ -9635,10 +9758,10 @@
       </w:tblPr>
       <w:tblGrid>
         <w:gridCol w:w="785"/>
-        <w:gridCol w:w="2927"/>
+        <w:gridCol w:w="2835"/>
         <w:gridCol w:w="1100"/>
-        <w:gridCol w:w="1815"/>
-        <w:gridCol w:w="2785"/>
+        <w:gridCol w:w="1787"/>
+        <w:gridCol w:w="2905"/>
       </w:tblGrid>
       <w:tr>
         <w:trPr>
@@ -9668,7 +9791,7 @@
         </w:tc>
         <w:tc>
           <w:tcPr>
-            <w:tcW w:w="2927" w:type="dxa"/>
+            <w:tcW w:w="2835" w:type="dxa"/>
             <w:tcBorders/>
             <w:vAlign w:val="center"/>
           </w:tcPr>
@@ -9712,7 +9835,7 @@
         </w:tc>
         <w:tc>
           <w:tcPr>
-            <w:tcW w:w="1815" w:type="dxa"/>
+            <w:tcW w:w="1787" w:type="dxa"/>
             <w:tcBorders/>
             <w:vAlign w:val="center"/>
           </w:tcPr>
@@ -9734,7 +9857,7 @@
         </w:tc>
         <w:tc>
           <w:tcPr>
-            <w:tcW w:w="2785" w:type="dxa"/>
+            <w:tcW w:w="2905" w:type="dxa"/>
             <w:tcBorders/>
             <w:vAlign w:val="center"/>
           </w:tcPr>
@@ -9781,7 +9904,7 @@
         </w:tc>
         <w:tc>
           <w:tcPr>
-            <w:tcW w:w="2927" w:type="dxa"/>
+            <w:tcW w:w="2835" w:type="dxa"/>
             <w:tcBorders/>
             <w:vAlign w:val="center"/>
           </w:tcPr>
@@ -9843,7 +9966,7 @@
         </w:tc>
         <w:tc>
           <w:tcPr>
-            <w:tcW w:w="1815" w:type="dxa"/>
+            <w:tcW w:w="1787" w:type="dxa"/>
             <w:tcBorders/>
             <w:vAlign w:val="center"/>
           </w:tcPr>
@@ -9869,7 +9992,7 @@
         </w:tc>
         <w:tc>
           <w:tcPr>
-            <w:tcW w:w="2785" w:type="dxa"/>
+            <w:tcW w:w="2905" w:type="dxa"/>
             <w:tcBorders/>
             <w:vAlign w:val="center"/>
           </w:tcPr>
@@ -9930,7 +10053,7 @@
         </w:tc>
         <w:tc>
           <w:tcPr>
-            <w:tcW w:w="2927" w:type="dxa"/>
+            <w:tcW w:w="2835" w:type="dxa"/>
             <w:tcBorders/>
             <w:vAlign w:val="center"/>
           </w:tcPr>
@@ -9982,7 +10105,7 @@
         </w:tc>
         <w:tc>
           <w:tcPr>
-            <w:tcW w:w="1815" w:type="dxa"/>
+            <w:tcW w:w="1787" w:type="dxa"/>
             <w:tcBorders/>
             <w:vAlign w:val="center"/>
           </w:tcPr>
@@ -10012,7 +10135,7 @@
         </w:tc>
         <w:tc>
           <w:tcPr>
-            <w:tcW w:w="2785" w:type="dxa"/>
+            <w:tcW w:w="2905" w:type="dxa"/>
             <w:tcBorders/>
             <w:vAlign w:val="center"/>
           </w:tcPr>
@@ -10063,7 +10186,7 @@
         </w:tc>
         <w:tc>
           <w:tcPr>
-            <w:tcW w:w="2927" w:type="dxa"/>
+            <w:tcW w:w="2835" w:type="dxa"/>
             <w:tcBorders/>
             <w:vAlign w:val="center"/>
           </w:tcPr>
@@ -10123,7 +10246,7 @@
         </w:tc>
         <w:tc>
           <w:tcPr>
-            <w:tcW w:w="1815" w:type="dxa"/>
+            <w:tcW w:w="1787" w:type="dxa"/>
             <w:tcBorders/>
             <w:vAlign w:val="center"/>
           </w:tcPr>
@@ -10149,7 +10272,7 @@
         </w:tc>
         <w:tc>
           <w:tcPr>
-            <w:tcW w:w="2785" w:type="dxa"/>
+            <w:tcW w:w="2905" w:type="dxa"/>
             <w:tcBorders/>
             <w:vAlign w:val="center"/>
           </w:tcPr>
@@ -10200,7 +10323,7 @@
         </w:tc>
         <w:tc>
           <w:tcPr>
-            <w:tcW w:w="2927" w:type="dxa"/>
+            <w:tcW w:w="2835" w:type="dxa"/>
             <w:tcBorders/>
             <w:vAlign w:val="center"/>
           </w:tcPr>
@@ -10270,7 +10393,7 @@
         </w:tc>
         <w:tc>
           <w:tcPr>
-            <w:tcW w:w="1815" w:type="dxa"/>
+            <w:tcW w:w="1787" w:type="dxa"/>
             <w:tcBorders/>
             <w:vAlign w:val="center"/>
           </w:tcPr>
@@ -10306,7 +10429,7 @@
         </w:tc>
         <w:tc>
           <w:tcPr>
-            <w:tcW w:w="2785" w:type="dxa"/>
+            <w:tcW w:w="2905" w:type="dxa"/>
             <w:tcBorders/>
             <w:vAlign w:val="center"/>
           </w:tcPr>
@@ -10357,7 +10480,7 @@
         </w:tc>
         <w:tc>
           <w:tcPr>
-            <w:tcW w:w="2927" w:type="dxa"/>
+            <w:tcW w:w="2835" w:type="dxa"/>
             <w:tcBorders/>
             <w:vAlign w:val="center"/>
           </w:tcPr>
@@ -10433,7 +10556,7 @@
         </w:tc>
         <w:tc>
           <w:tcPr>
-            <w:tcW w:w="1815" w:type="dxa"/>
+            <w:tcW w:w="1787" w:type="dxa"/>
             <w:tcBorders/>
             <w:vAlign w:val="center"/>
           </w:tcPr>
@@ -10453,7 +10576,7 @@
         </w:tc>
         <w:tc>
           <w:tcPr>
-            <w:tcW w:w="2785" w:type="dxa"/>
+            <w:tcW w:w="2905" w:type="dxa"/>
             <w:tcBorders/>
             <w:vAlign w:val="center"/>
           </w:tcPr>
@@ -10504,7 +10627,7 @@
         </w:tc>
         <w:tc>
           <w:tcPr>
-            <w:tcW w:w="2927" w:type="dxa"/>
+            <w:tcW w:w="2835" w:type="dxa"/>
             <w:tcBorders/>
             <w:vAlign w:val="center"/>
           </w:tcPr>
@@ -10564,7 +10687,7 @@
         </w:tc>
         <w:tc>
           <w:tcPr>
-            <w:tcW w:w="1815" w:type="dxa"/>
+            <w:tcW w:w="1787" w:type="dxa"/>
             <w:tcBorders/>
             <w:vAlign w:val="center"/>
           </w:tcPr>
@@ -10590,7 +10713,7 @@
         </w:tc>
         <w:tc>
           <w:tcPr>
-            <w:tcW w:w="2785" w:type="dxa"/>
+            <w:tcW w:w="2905" w:type="dxa"/>
             <w:tcBorders/>
             <w:vAlign w:val="center"/>
           </w:tcPr>
@@ -10641,7 +10764,7 @@
         </w:tc>
         <w:tc>
           <w:tcPr>
-            <w:tcW w:w="2927" w:type="dxa"/>
+            <w:tcW w:w="2835" w:type="dxa"/>
             <w:tcBorders/>
             <w:vAlign w:val="center"/>
           </w:tcPr>
@@ -10731,7 +10854,7 @@
         </w:tc>
         <w:tc>
           <w:tcPr>
-            <w:tcW w:w="1815" w:type="dxa"/>
+            <w:tcW w:w="1787" w:type="dxa"/>
             <w:tcBorders/>
             <w:vAlign w:val="center"/>
           </w:tcPr>
@@ -10767,7 +10890,7 @@
         </w:tc>
         <w:tc>
           <w:tcPr>
-            <w:tcW w:w="2785" w:type="dxa"/>
+            <w:tcW w:w="2905" w:type="dxa"/>
             <w:tcBorders/>
             <w:vAlign w:val="center"/>
           </w:tcPr>
@@ -10848,7 +10971,7 @@
         </w:tc>
         <w:tc>
           <w:tcPr>
-            <w:tcW w:w="2927" w:type="dxa"/>
+            <w:tcW w:w="2835" w:type="dxa"/>
             <w:tcBorders/>
             <w:vAlign w:val="center"/>
           </w:tcPr>
@@ -10898,7 +11021,7 @@
         </w:tc>
         <w:tc>
           <w:tcPr>
-            <w:tcW w:w="1815" w:type="dxa"/>
+            <w:tcW w:w="1787" w:type="dxa"/>
             <w:tcBorders/>
             <w:vAlign w:val="center"/>
           </w:tcPr>
@@ -10924,32 +11047,1052 @@
         </w:tc>
         <w:tc>
           <w:tcPr>
-            <w:tcW w:w="2785" w:type="dxa"/>
-            <w:tcBorders/>
-            <w:vAlign w:val="center"/>
-          </w:tcPr>
-          <w:p>
-            <w:pPr>
-              <w:pStyle w:val="Contenidodelatabla"/>
-              <w:bidi w:val="0"/>
-              <w:spacing w:before="0" w:after="120"/>
-              <w:jc w:val="left"/>
-              <w:rPr/>
-            </w:pPr>
+            <w:tcW w:w="2905" w:type="dxa"/>
+            <w:tcBorders/>
+            <w:vAlign w:val="center"/>
+          </w:tcPr>
+          <w:p>
+            <w:pPr>
+              <w:pStyle w:val="Contenidodelatabla"/>
+              <w:bidi w:val="0"/>
+              <w:spacing w:before="0" w:after="120"/>
+              <w:jc w:val="left"/>
+              <w:rPr/>
+            </w:pPr>
+            <w:r>
+              <w:rPr>
+                <w:strike/>
+              </w:rPr>
+              <w:t>Resuelta a favor del código</w:t>
+            </w:r>
+            <w:r>
+              <w:rPr/>
+              <w:t xml:space="preserve">. </w:t>
+            </w:r>
             <w:r>
               <w:rPr>
                 <w:rStyle w:val="Strong"/>
               </w:rPr>
-              <w:t>Resuelta a favor del código</w:t>
-            </w:r>
-            <w:r>
-              <w:rPr/>
-              <w:t>: sin sesión implementada (PA-02) no hay nombre que mostrar, y un nombre propio en el diseño prometía algo que la aplicación no hace</w:t>
+              <w:t>Superada por DV-38 el 2026-09-17.</w:t>
+            </w:r>
+            <w:r>
+              <w:rPr/>
+              <w:t xml:space="preserve"> Se resolvió sobre la premisa de que "sin sesión implementada (PA-02) no hay nombre que mostrar", y esa premisa caducó el día que se publicó con </w:t>
+            </w:r>
+            <w:r>
+              <w:rPr>
+                <w:rStyle w:val="Textooriginal"/>
+              </w:rPr>
+              <w:t>AUTH_ENABLED=true</w:t>
+            </w:r>
+            <w:r>
+              <w:rPr/>
+              <w:t xml:space="preserve">: hay sesión, hay correo y </w:t>
+            </w:r>
+            <w:r>
+              <w:rPr>
+                <w:rStyle w:val="Textooriginal"/>
+              </w:rPr>
+              <w:t>GET /auth/user</w:t>
+            </w:r>
+            <w:r>
+              <w:rPr/>
+              <w:t xml:space="preserve"> lo devuelve</w:t>
             </w:r>
           </w:p>
         </w:tc>
       </w:tr>
     </w:tbl>
+    <w:p>
+      <w:pPr>
+        <w:pStyle w:val="Heading3"/>
+        <w:bidi w:val="0"/>
+        <w:jc w:val="left"/>
+        <w:rPr/>
+      </w:pPr>
+      <w:r>
+        <w:rPr/>
+        <w:t>4.7 Cotejo desde un teléfono (2026-09-17)</w:t>
+      </w:r>
+    </w:p>
+    <w:p>
+      <w:pPr>
+        <w:pStyle w:val="BodyText"/>
+        <w:bidi w:val="0"/>
+        <w:rPr/>
+      </w:pPr>
+      <w:r>
+        <w:rPr/>
+        <w:t xml:space="preserve">Las pasadas anteriores se hicieron </w:t>
+      </w:r>
+      <w:r>
+        <w:rPr>
+          <w:rStyle w:val="Strong"/>
+        </w:rPr>
+        <w:t>en el escritorio</w:t>
+      </w:r>
+      <w:r>
+        <w:rPr/>
+        <w:t xml:space="preserve">, contra </w:t>
+      </w:r>
+      <w:r>
+        <w:rPr>
+          <w:rStyle w:val="Textooriginal"/>
+        </w:rPr>
+        <w:t>localhost:4200</w:t>
+      </w:r>
+      <w:r>
+        <w:rPr/>
+        <w:t xml:space="preserve"> en una ventana ancha. Esta se hizo sobre la aplicación publicada y desde un teléfono, y encontró cuatro divergencias que ninguna pasada de escritorio podía encontrar: </w:t>
+      </w:r>
+      <w:r>
+        <w:rPr>
+          <w:rStyle w:val="Strong"/>
+        </w:rPr>
+        <w:t>tres de ellas solo existen cuando el navegador es el de un móvil</w:t>
+      </w:r>
+      <w:r>
+        <w:rPr/>
+        <w:t>.</w:t>
+      </w:r>
+    </w:p>
+    <w:tbl>
+      <w:tblPr>
+        <w:tblW w:w="9412" w:type="dxa"/>
+        <w:jc w:val="left"/>
+        <w:tblInd w:w="28" w:type="dxa"/>
+        <w:tblLayout w:type="fixed"/>
+        <w:tblCellMar>
+          <w:top w:w="28" w:type="dxa"/>
+          <w:left w:w="28" w:type="dxa"/>
+          <w:bottom w:w="28" w:type="dxa"/>
+          <w:right w:w="28" w:type="dxa"/>
+        </w:tblCellMar>
+      </w:tblPr>
+      <w:tblGrid>
+        <w:gridCol w:w="785"/>
+        <w:gridCol w:w="2640"/>
+        <w:gridCol w:w="1100"/>
+        <w:gridCol w:w="2212"/>
+        <w:gridCol w:w="2675"/>
+      </w:tblGrid>
+      <w:tr>
+        <w:trPr>
+          <w:tblHeader w:val="true"/>
+        </w:trPr>
+        <w:tc>
+          <w:tcPr>
+            <w:tcW w:w="785" w:type="dxa"/>
+            <w:tcBorders/>
+            <w:vAlign w:val="center"/>
+          </w:tcPr>
+          <w:p>
+            <w:pPr>
+              <w:pStyle w:val="Ttulodelatabla"/>
+              <w:suppressLineNumbers/>
+              <w:shd w:fill="EEF1FD" w:val="clear"/>
+              <w:bidi w:val="0"/>
+              <w:spacing w:before="0" w:after="120"/>
+              <w:jc w:val="left"/>
+              <w:rPr/>
+            </w:pPr>
+            <w:r>
+              <w:rPr/>
+              <w:t>ID</w:t>
+            </w:r>
+          </w:p>
+        </w:tc>
+        <w:tc>
+          <w:tcPr>
+            <w:tcW w:w="2640" w:type="dxa"/>
+            <w:tcBorders/>
+            <w:vAlign w:val="center"/>
+          </w:tcPr>
+          <w:p>
+            <w:pPr>
+              <w:pStyle w:val="Ttulodelatabla"/>
+              <w:suppressLineNumbers/>
+              <w:shd w:fill="EEF1FD" w:val="clear"/>
+              <w:bidi w:val="0"/>
+              <w:spacing w:before="0" w:after="120"/>
+              <w:jc w:val="left"/>
+              <w:rPr/>
+            </w:pPr>
+            <w:r>
+              <w:rPr/>
+              <w:t>Divergencia</w:t>
+            </w:r>
+          </w:p>
+        </w:tc>
+        <w:tc>
+          <w:tcPr>
+            <w:tcW w:w="1100" w:type="dxa"/>
+            <w:tcBorders/>
+            <w:vAlign w:val="center"/>
+          </w:tcPr>
+          <w:p>
+            <w:pPr>
+              <w:pStyle w:val="Ttulodelatabla"/>
+              <w:suppressLineNumbers/>
+              <w:shd w:fill="EEF1FD" w:val="clear"/>
+              <w:bidi w:val="0"/>
+              <w:spacing w:before="0" w:after="120"/>
+              <w:jc w:val="left"/>
+              <w:rPr/>
+            </w:pPr>
+            <w:r>
+              <w:rPr/>
+              <w:t>Gravedad</w:t>
+            </w:r>
+          </w:p>
+        </w:tc>
+        <w:tc>
+          <w:tcPr>
+            <w:tcW w:w="2212" w:type="dxa"/>
+            <w:tcBorders/>
+            <w:vAlign w:val="center"/>
+          </w:tcPr>
+          <w:p>
+            <w:pPr>
+              <w:pStyle w:val="Ttulodelatabla"/>
+              <w:suppressLineNumbers/>
+              <w:shd w:fill="EEF1FD" w:val="clear"/>
+              <w:bidi w:val="0"/>
+              <w:spacing w:before="0" w:after="120"/>
+              <w:jc w:val="left"/>
+              <w:rPr/>
+            </w:pPr>
+            <w:r>
+              <w:rPr/>
+              <w:t>Artefactos en conflicto</w:t>
+            </w:r>
+          </w:p>
+        </w:tc>
+        <w:tc>
+          <w:tcPr>
+            <w:tcW w:w="2675" w:type="dxa"/>
+            <w:tcBorders/>
+            <w:vAlign w:val="center"/>
+          </w:tcPr>
+          <w:p>
+            <w:pPr>
+              <w:pStyle w:val="Ttulodelatabla"/>
+              <w:suppressLineNumbers/>
+              <w:shd w:fill="EEF1FD" w:val="clear"/>
+              <w:bidi w:val="0"/>
+              <w:spacing w:before="0" w:after="120"/>
+              <w:jc w:val="left"/>
+              <w:rPr/>
+            </w:pPr>
+            <w:r>
+              <w:rPr/>
+              <w:t>Resolución</w:t>
+            </w:r>
+          </w:p>
+        </w:tc>
+      </w:tr>
+      <w:tr>
+        <w:trPr/>
+        <w:tc>
+          <w:tcPr>
+            <w:tcW w:w="785" w:type="dxa"/>
+            <w:tcBorders/>
+            <w:vAlign w:val="center"/>
+          </w:tcPr>
+          <w:p>
+            <w:pPr>
+              <w:pStyle w:val="Contenidodelatabla"/>
+              <w:bidi w:val="0"/>
+              <w:spacing w:before="0" w:after="120"/>
+              <w:jc w:val="left"/>
+              <w:rPr/>
+            </w:pPr>
+            <w:r>
+              <w:rPr>
+                <w:rStyle w:val="Strong"/>
+              </w:rPr>
+              <w:t>DV-35</w:t>
+            </w:r>
+          </w:p>
+        </w:tc>
+        <w:tc>
+          <w:tcPr>
+            <w:tcW w:w="2640" w:type="dxa"/>
+            <w:tcBorders/>
+            <w:vAlign w:val="center"/>
+          </w:tcPr>
+          <w:p>
+            <w:pPr>
+              <w:pStyle w:val="Contenidodelatabla"/>
+              <w:bidi w:val="0"/>
+              <w:spacing w:before="0" w:after="120"/>
+              <w:jc w:val="left"/>
+              <w:rPr/>
+            </w:pPr>
+            <w:r>
+              <w:rPr/>
+              <w:t xml:space="preserve">El campo de correo del </w:t>
+            </w:r>
+            <w:r>
+              <w:rPr>
+                <w:rStyle w:val="Textooriginal"/>
+              </w:rPr>
+              <w:t>login</w:t>
+            </w:r>
+            <w:r>
+              <w:rPr/>
+              <w:t xml:space="preserve"> era un </w:t>
+            </w:r>
+            <w:r>
+              <w:rPr>
+                <w:rStyle w:val="Textooriginal"/>
+              </w:rPr>
+              <w:t>&lt;input&gt;</w:t>
+            </w:r>
+            <w:r>
+              <w:rPr/>
+              <w:t xml:space="preserve"> de texto corriente, sin </w:t>
+            </w:r>
+            <w:r>
+              <w:rPr>
+                <w:rStyle w:val="Textooriginal"/>
+              </w:rPr>
+              <w:t>type="email"</w:t>
+            </w:r>
+            <w:r>
+              <w:rPr/>
+              <w:t xml:space="preserve"> ni los atributos que apagan la autocorrección. En Android, Gboard "corrige" las palabras que no están en el diccionario y envía </w:t>
+            </w:r>
+            <w:r>
+              <w:rPr>
+                <w:rStyle w:val="Strong"/>
+              </w:rPr>
+              <w:t>otra dirección con formato válido</w:t>
+            </w:r>
+            <w:r>
+              <w:rPr/>
+              <w:t xml:space="preserve">: el validador la da por buena, el botón se habilita y el backend responde </w:t>
+            </w:r>
+            <w:r>
+              <w:rPr>
+                <w:rStyle w:val="Strong"/>
+              </w:rPr>
+              <w:t>401</w:t>
+            </w:r>
+            <w:r>
+              <w:rPr/>
+              <w:t>. En el escritorio no pasa porque no hay autocorrección</w:t>
+            </w:r>
+          </w:p>
+        </w:tc>
+        <w:tc>
+          <w:tcPr>
+            <w:tcW w:w="1100" w:type="dxa"/>
+            <w:tcBorders/>
+            <w:vAlign w:val="center"/>
+          </w:tcPr>
+          <w:p>
+            <w:pPr>
+              <w:pStyle w:val="Contenidodelatabla"/>
+              <w:bidi w:val="0"/>
+              <w:spacing w:before="0" w:after="120"/>
+              <w:jc w:val="left"/>
+              <w:rPr/>
+            </w:pPr>
+            <w:r>
+              <w:rPr>
+                <w:rStyle w:val="Strong"/>
+              </w:rPr>
+              <w:t>Alta</w:t>
+            </w:r>
+          </w:p>
+        </w:tc>
+        <w:tc>
+          <w:tcPr>
+            <w:tcW w:w="2212" w:type="dxa"/>
+            <w:tcBorders/>
+            <w:vAlign w:val="center"/>
+          </w:tcPr>
+          <w:p>
+            <w:pPr>
+              <w:pStyle w:val="Contenidodelatabla"/>
+              <w:bidi w:val="0"/>
+              <w:spacing w:before="0" w:after="120"/>
+              <w:jc w:val="left"/>
+              <w:rPr/>
+            </w:pPr>
+            <w:r>
+              <w:rPr/>
+              <w:t xml:space="preserve">AN050 sección 3.1 &lt;-&gt; </w:t>
+            </w:r>
+            <w:r>
+              <w:rPr>
+                <w:rStyle w:val="Textooriginal"/>
+              </w:rPr>
+              <w:t>login.component.html</w:t>
+            </w:r>
+          </w:p>
+        </w:tc>
+        <w:tc>
+          <w:tcPr>
+            <w:tcW w:w="2675" w:type="dxa"/>
+            <w:tcBorders/>
+            <w:vAlign w:val="center"/>
+          </w:tcPr>
+          <w:p>
+            <w:pPr>
+              <w:pStyle w:val="Contenidodelatabla"/>
+              <w:bidi w:val="0"/>
+              <w:spacing w:before="0" w:after="120"/>
+              <w:jc w:val="left"/>
+              <w:rPr/>
+            </w:pPr>
+            <w:r>
+              <w:rPr>
+                <w:rStyle w:val="Strong"/>
+              </w:rPr>
+              <w:t>Resuelta a favor del diseño.</w:t>
+            </w:r>
+            <w:r>
+              <w:rPr/>
+              <w:t xml:space="preserve"> El campo lleva </w:t>
+            </w:r>
+            <w:r>
+              <w:rPr>
+                <w:rStyle w:val="Textooriginal"/>
+              </w:rPr>
+              <w:t>type</w:t>
+            </w:r>
+            <w:r>
+              <w:rPr/>
+              <w:t xml:space="preserve">, </w:t>
+            </w:r>
+            <w:r>
+              <w:rPr>
+                <w:rStyle w:val="Textooriginal"/>
+              </w:rPr>
+              <w:t>inputmode</w:t>
+            </w:r>
+            <w:r>
+              <w:rPr/>
+              <w:t xml:space="preserve">, </w:t>
+            </w:r>
+            <w:r>
+              <w:rPr>
+                <w:rStyle w:val="Textooriginal"/>
+              </w:rPr>
+              <w:t>autocapitalize</w:t>
+            </w:r>
+            <w:r>
+              <w:rPr/>
+              <w:t xml:space="preserve">, </w:t>
+            </w:r>
+            <w:r>
+              <w:rPr>
+                <w:rStyle w:val="Textooriginal"/>
+              </w:rPr>
+              <w:t>autocorrect</w:t>
+            </w:r>
+            <w:r>
+              <w:rPr/>
+              <w:t xml:space="preserve"> y </w:t>
+            </w:r>
+            <w:r>
+              <w:rPr>
+                <w:rStyle w:val="Textooriginal"/>
+              </w:rPr>
+              <w:t>spellcheck</w:t>
+            </w:r>
+            <w:r>
+              <w:rPr/>
+              <w:t xml:space="preserve">. Se recorta además el correo antes de enviarlo: se comprobó contra el backend publicado que </w:t>
+            </w:r>
+            <w:r>
+              <w:rPr>
+                <w:rStyle w:val="Strong"/>
+              </w:rPr>
+              <w:t>un espacio al final devuelve 401</w:t>
+            </w:r>
+            <w:r>
+              <w:rPr/>
+              <w:t>, mientras que las mayúsculas no -Supabase normaliza el caso-</w:t>
+            </w:r>
+          </w:p>
+        </w:tc>
+      </w:tr>
+      <w:tr>
+        <w:trPr/>
+        <w:tc>
+          <w:tcPr>
+            <w:tcW w:w="785" w:type="dxa"/>
+            <w:tcBorders/>
+            <w:vAlign w:val="center"/>
+          </w:tcPr>
+          <w:p>
+            <w:pPr>
+              <w:pStyle w:val="Contenidodelatabla"/>
+              <w:bidi w:val="0"/>
+              <w:spacing w:before="0" w:after="120"/>
+              <w:jc w:val="left"/>
+              <w:rPr/>
+            </w:pPr>
+            <w:r>
+              <w:rPr>
+                <w:rStyle w:val="Strong"/>
+              </w:rPr>
+              <w:t>DV-36</w:t>
+            </w:r>
+          </w:p>
+        </w:tc>
+        <w:tc>
+          <w:tcPr>
+            <w:tcW w:w="2640" w:type="dxa"/>
+            <w:tcBorders/>
+            <w:vAlign w:val="center"/>
+          </w:tcPr>
+          <w:p>
+            <w:pPr>
+              <w:pStyle w:val="Contenidodelatabla"/>
+              <w:bidi w:val="0"/>
+              <w:spacing w:before="0" w:after="120"/>
+              <w:jc w:val="left"/>
+              <w:rPr/>
+            </w:pPr>
+            <w:r>
+              <w:rPr>
+                <w:rStyle w:val="Textooriginal"/>
+              </w:rPr>
+              <w:t>.shell</w:t>
+            </w:r>
+            <w:r>
+              <w:rPr/>
+              <w:t xml:space="preserve"> medía </w:t>
+            </w:r>
+            <w:r>
+              <w:rPr>
+                <w:rStyle w:val="Textooriginal"/>
+              </w:rPr>
+              <w:t>height: 100vh</w:t>
+            </w:r>
+            <w:r>
+              <w:rPr/>
+              <w:t xml:space="preserve">. En un navegador móvil </w:t>
+            </w:r>
+            <w:r>
+              <w:rPr>
+                <w:rStyle w:val="Textooriginal"/>
+              </w:rPr>
+              <w:t>100vh</w:t>
+            </w:r>
+            <w:r>
+              <w:rPr/>
+              <w:t xml:space="preserve"> es la altura con la barra de direcciones retraída, así que el shell desborda lo visible, el documento se desplaza entero y </w:t>
+            </w:r>
+            <w:r>
+              <w:rPr>
+                <w:rStyle w:val="Strong"/>
+              </w:rPr>
+              <w:t>la barra inferior de navegación no se queda fija</w:t>
+            </w:r>
+            <w:r>
+              <w:rPr/>
+              <w:t xml:space="preserve">. El botón flotante sí lo hace, porque es </w:t>
+            </w:r>
+            <w:r>
+              <w:rPr>
+                <w:rStyle w:val="Textooriginal"/>
+              </w:rPr>
+              <w:t>position: fixed</w:t>
+            </w:r>
+            <w:r>
+              <w:rPr/>
+              <w:t>: los dos se contradicen en la misma pantalla</w:t>
+            </w:r>
+          </w:p>
+        </w:tc>
+        <w:tc>
+          <w:tcPr>
+            <w:tcW w:w="1100" w:type="dxa"/>
+            <w:tcBorders/>
+            <w:vAlign w:val="center"/>
+          </w:tcPr>
+          <w:p>
+            <w:pPr>
+              <w:pStyle w:val="Contenidodelatabla"/>
+              <w:bidi w:val="0"/>
+              <w:spacing w:before="0" w:after="120"/>
+              <w:jc w:val="left"/>
+              <w:rPr/>
+            </w:pPr>
+            <w:r>
+              <w:rPr>
+                <w:rStyle w:val="Strong"/>
+              </w:rPr>
+              <w:t>Alta</w:t>
+            </w:r>
+          </w:p>
+        </w:tc>
+        <w:tc>
+          <w:tcPr>
+            <w:tcW w:w="2212" w:type="dxa"/>
+            <w:tcBorders/>
+            <w:vAlign w:val="center"/>
+          </w:tcPr>
+          <w:p>
+            <w:pPr>
+              <w:pStyle w:val="Contenidodelatabla"/>
+              <w:bidi w:val="0"/>
+              <w:spacing w:before="0" w:after="120"/>
+              <w:jc w:val="left"/>
+              <w:rPr/>
+            </w:pPr>
+            <w:r>
+              <w:rPr/>
+              <w:t xml:space="preserve">AN050 sección 3.5 &lt;-&gt; </w:t>
+            </w:r>
+            <w:r>
+              <w:rPr>
+                <w:rStyle w:val="Textooriginal"/>
+              </w:rPr>
+              <w:t>layout.component.css</w:t>
+            </w:r>
+          </w:p>
+        </w:tc>
+        <w:tc>
+          <w:tcPr>
+            <w:tcW w:w="2675" w:type="dxa"/>
+            <w:tcBorders/>
+            <w:vAlign w:val="center"/>
+          </w:tcPr>
+          <w:p>
+            <w:pPr>
+              <w:pStyle w:val="Contenidodelatabla"/>
+              <w:bidi w:val="0"/>
+              <w:spacing w:before="0" w:after="120"/>
+              <w:jc w:val="left"/>
+              <w:rPr/>
+            </w:pPr>
+            <w:r>
+              <w:rPr>
+                <w:rStyle w:val="Strong"/>
+              </w:rPr>
+              <w:t>Resuelta a favor del diseño.</w:t>
+            </w:r>
+            <w:r>
+              <w:rPr/>
+              <w:t xml:space="preserve"> </w:t>
+            </w:r>
+            <w:r>
+              <w:rPr>
+                <w:rStyle w:val="Textooriginal"/>
+              </w:rPr>
+              <w:t>100dvh</w:t>
+            </w:r>
+            <w:r>
+              <w:rPr/>
+              <w:t xml:space="preserve"> con </w:t>
+            </w:r>
+            <w:r>
+              <w:rPr>
+                <w:rStyle w:val="Textooriginal"/>
+              </w:rPr>
+              <w:t>100vh</w:t>
+            </w:r>
+            <w:r>
+              <w:rPr/>
+              <w:t xml:space="preserve"> declarado antes como reserva, en el shell y en el </w:t>
+            </w:r>
+            <w:r>
+              <w:rPr>
+                <w:rStyle w:val="Textooriginal"/>
+              </w:rPr>
+              <w:t>login</w:t>
+            </w:r>
+            <w:r>
+              <w:rPr/>
+              <w:t>. AN050 sección 3.5 publica ahora la regla y sección 5 la añade a la lista de verificación</w:t>
+            </w:r>
+          </w:p>
+        </w:tc>
+      </w:tr>
+      <w:tr>
+        <w:trPr/>
+        <w:tc>
+          <w:tcPr>
+            <w:tcW w:w="785" w:type="dxa"/>
+            <w:tcBorders/>
+            <w:vAlign w:val="center"/>
+          </w:tcPr>
+          <w:p>
+            <w:pPr>
+              <w:pStyle w:val="Contenidodelatabla"/>
+              <w:bidi w:val="0"/>
+              <w:spacing w:before="0" w:after="120"/>
+              <w:jc w:val="left"/>
+              <w:rPr/>
+            </w:pPr>
+            <w:r>
+              <w:rPr>
+                <w:rStyle w:val="Strong"/>
+              </w:rPr>
+              <w:t>DV-37</w:t>
+            </w:r>
+          </w:p>
+        </w:tc>
+        <w:tc>
+          <w:tcPr>
+            <w:tcW w:w="2640" w:type="dxa"/>
+            <w:tcBorders/>
+            <w:vAlign w:val="center"/>
+          </w:tcPr>
+          <w:p>
+            <w:pPr>
+              <w:pStyle w:val="Contenidodelatabla"/>
+              <w:bidi w:val="0"/>
+              <w:spacing w:before="0" w:after="120"/>
+              <w:jc w:val="left"/>
+              <w:rPr/>
+            </w:pPr>
+            <w:r>
+              <w:rPr/>
+              <w:t>El campo de contraseña no tenía forma de revelar lo escrito. En un teclado de móvil, donde no se ve lo que se teclea y el error más probable es un carácter de más, es la diferencia entre corregir y volver a empezar</w:t>
+            </w:r>
+          </w:p>
+        </w:tc>
+        <w:tc>
+          <w:tcPr>
+            <w:tcW w:w="1100" w:type="dxa"/>
+            <w:tcBorders/>
+            <w:vAlign w:val="center"/>
+          </w:tcPr>
+          <w:p>
+            <w:pPr>
+              <w:pStyle w:val="Contenidodelatabla"/>
+              <w:bidi w:val="0"/>
+              <w:spacing w:before="0" w:after="120"/>
+              <w:jc w:val="left"/>
+              <w:rPr/>
+            </w:pPr>
+            <w:r>
+              <w:rPr/>
+              <w:t>Media</w:t>
+            </w:r>
+          </w:p>
+        </w:tc>
+        <w:tc>
+          <w:tcPr>
+            <w:tcW w:w="2212" w:type="dxa"/>
+            <w:tcBorders/>
+            <w:vAlign w:val="center"/>
+          </w:tcPr>
+          <w:p>
+            <w:pPr>
+              <w:pStyle w:val="Contenidodelatabla"/>
+              <w:bidi w:val="0"/>
+              <w:spacing w:before="0" w:after="120"/>
+              <w:jc w:val="left"/>
+              <w:rPr/>
+            </w:pPr>
+            <w:r>
+              <w:rPr/>
+              <w:t xml:space="preserve">AN050 sección 3.1 &lt;-&gt; </w:t>
+            </w:r>
+            <w:r>
+              <w:rPr>
+                <w:rStyle w:val="Textooriginal"/>
+              </w:rPr>
+              <w:t>login.component.html</w:t>
+            </w:r>
+          </w:p>
+        </w:tc>
+        <w:tc>
+          <w:tcPr>
+            <w:tcW w:w="2675" w:type="dxa"/>
+            <w:tcBorders/>
+            <w:vAlign w:val="center"/>
+          </w:tcPr>
+          <w:p>
+            <w:pPr>
+              <w:pStyle w:val="Contenidodelatabla"/>
+              <w:bidi w:val="0"/>
+              <w:spacing w:before="0" w:after="120"/>
+              <w:jc w:val="left"/>
+              <w:rPr/>
+            </w:pPr>
+            <w:r>
+              <w:rPr>
+                <w:rStyle w:val="Strong"/>
+              </w:rPr>
+              <w:t>Resuelta a favor del diseño.</w:t>
+            </w:r>
+            <w:r>
+              <w:rPr/>
+              <w:t xml:space="preserve"> Conmutador de solo icono con </w:t>
+            </w:r>
+            <w:r>
+              <w:rPr>
+                <w:rStyle w:val="Textooriginal"/>
+              </w:rPr>
+              <w:t>aria-pressed</w:t>
+            </w:r>
+            <w:r>
+              <w:rPr/>
+              <w:t xml:space="preserve">, rótulo que dice la acción y </w:t>
+            </w:r>
+            <w:r>
+              <w:rPr>
+                <w:rStyle w:val="Textooriginal"/>
+              </w:rPr>
+              <w:t>type="button"</w:t>
+            </w:r>
+            <w:r>
+              <w:rPr/>
+              <w:t xml:space="preserve"> para que no envíe el formulario</w:t>
+            </w:r>
+          </w:p>
+        </w:tc>
+      </w:tr>
+      <w:tr>
+        <w:trPr/>
+        <w:tc>
+          <w:tcPr>
+            <w:tcW w:w="785" w:type="dxa"/>
+            <w:tcBorders/>
+            <w:vAlign w:val="center"/>
+          </w:tcPr>
+          <w:p>
+            <w:pPr>
+              <w:pStyle w:val="Contenidodelatabla"/>
+              <w:bidi w:val="0"/>
+              <w:spacing w:before="0" w:after="120"/>
+              <w:jc w:val="left"/>
+              <w:rPr/>
+            </w:pPr>
+            <w:r>
+              <w:rPr>
+                <w:rStyle w:val="Strong"/>
+              </w:rPr>
+              <w:t>DV-38</w:t>
+            </w:r>
+          </w:p>
+        </w:tc>
+        <w:tc>
+          <w:tcPr>
+            <w:tcW w:w="2640" w:type="dxa"/>
+            <w:tcBorders/>
+            <w:vAlign w:val="center"/>
+          </w:tcPr>
+          <w:p>
+            <w:pPr>
+              <w:pStyle w:val="Contenidodelatabla"/>
+              <w:bidi w:val="0"/>
+              <w:spacing w:before="0" w:after="120"/>
+              <w:jc w:val="left"/>
+              <w:rPr/>
+            </w:pPr>
+            <w:r>
+              <w:rPr/>
+              <w:t xml:space="preserve">El pie del menú lateral rotulaba "Bibliotecario / Personal de biblioteca" </w:t>
+            </w:r>
+            <w:r>
+              <w:rPr>
+                <w:rStyle w:val="Strong"/>
+              </w:rPr>
+              <w:t>escrito a mano en la plantilla</w:t>
+            </w:r>
+            <w:r>
+              <w:rPr/>
+              <w:t xml:space="preserve">, y por debajo de 1024 px ese pie desaparece con el menú: en un teléfono no se veía la cuenta </w:t>
+            </w:r>
+            <w:r>
+              <w:rPr>
+                <w:rStyle w:val="Strong"/>
+              </w:rPr>
+              <w:t>ni había ningún botón para cerrar sesión</w:t>
+            </w:r>
+            <w:r>
+              <w:rPr/>
+              <w:t xml:space="preserve">. </w:t>
+            </w:r>
+            <w:r>
+              <w:rPr>
+                <w:rStyle w:val="Textooriginal"/>
+              </w:rPr>
+              <w:t>LoginService.userInfoUrl</w:t>
+            </w:r>
+            <w:r>
+              <w:rPr/>
+              <w:t xml:space="preserve"> ya existía, y su comentario decía que "lo consume DashboardStore" cuando no lo consumía nadie</w:t>
+            </w:r>
+          </w:p>
+        </w:tc>
+        <w:tc>
+          <w:tcPr>
+            <w:tcW w:w="1100" w:type="dxa"/>
+            <w:tcBorders/>
+            <w:vAlign w:val="center"/>
+          </w:tcPr>
+          <w:p>
+            <w:pPr>
+              <w:pStyle w:val="Contenidodelatabla"/>
+              <w:bidi w:val="0"/>
+              <w:spacing w:before="0" w:after="120"/>
+              <w:jc w:val="left"/>
+              <w:rPr/>
+            </w:pPr>
+            <w:r>
+              <w:rPr/>
+              <w:t>Media</w:t>
+            </w:r>
+          </w:p>
+        </w:tc>
+        <w:tc>
+          <w:tcPr>
+            <w:tcW w:w="2212" w:type="dxa"/>
+            <w:tcBorders/>
+            <w:vAlign w:val="center"/>
+          </w:tcPr>
+          <w:p>
+            <w:pPr>
+              <w:pStyle w:val="Contenidodelatabla"/>
+              <w:bidi w:val="0"/>
+              <w:spacing w:before="0" w:after="120"/>
+              <w:jc w:val="left"/>
+              <w:rPr/>
+            </w:pPr>
+            <w:r>
+              <w:rPr/>
+              <w:t xml:space="preserve">AN050 secciones 3.3 y 3.5 &lt;-&gt; </w:t>
+            </w:r>
+            <w:r>
+              <w:rPr>
+                <w:rStyle w:val="Textooriginal"/>
+              </w:rPr>
+              <w:t>layout.component.html</w:t>
+            </w:r>
+            <w:r>
+              <w:rPr/>
+              <w:t xml:space="preserve">, </w:t>
+            </w:r>
+            <w:r>
+              <w:rPr>
+                <w:rStyle w:val="Textooriginal"/>
+              </w:rPr>
+              <w:t>login.service.ts</w:t>
+            </w:r>
+          </w:p>
+        </w:tc>
+        <w:tc>
+          <w:tcPr>
+            <w:tcW w:w="2675" w:type="dxa"/>
+            <w:tcBorders/>
+            <w:vAlign w:val="center"/>
+          </w:tcPr>
+          <w:p>
+            <w:pPr>
+              <w:pStyle w:val="Contenidodelatabla"/>
+              <w:bidi w:val="0"/>
+              <w:spacing w:before="0" w:after="120"/>
+              <w:jc w:val="left"/>
+              <w:rPr/>
+            </w:pPr>
+            <w:r>
+              <w:rPr>
+                <w:rStyle w:val="Strong"/>
+              </w:rPr>
+              <w:t>Resuelta a favor del diseño. Supera a DV-34.</w:t>
+            </w:r>
+            <w:r>
+              <w:rPr/>
+              <w:t xml:space="preserve"> El pie muestra la cuenta de </w:t>
+            </w:r>
+            <w:r>
+              <w:rPr>
+                <w:rStyle w:val="Textooriginal"/>
+              </w:rPr>
+              <w:t>GET /auth/user</w:t>
+            </w:r>
+            <w:r>
+              <w:rPr/>
+              <w:t xml:space="preserve"> sobre el perfil, y en móvil un avatar en la cabecera abre el correo completo y "Cerrar sesión". Con </w:t>
+            </w:r>
+            <w:r>
+              <w:rPr>
+                <w:rStyle w:val="Textooriginal"/>
+              </w:rPr>
+              <w:t>AUTH_ENABLED=false</w:t>
+            </w:r>
+            <w:r>
+              <w:rPr/>
+              <w:t xml:space="preserve"> no se llama al endpoint: la cadena está en </w:t>
+            </w:r>
+            <w:r>
+              <w:rPr>
+                <w:rStyle w:val="Textooriginal"/>
+              </w:rPr>
+              <w:t>permitAll</w:t>
+            </w:r>
+            <w:r>
+              <w:rPr/>
+              <w:t xml:space="preserve"> y devolvería </w:t>
+            </w:r>
+            <w:r>
+              <w:rPr>
+                <w:rStyle w:val="Textooriginal"/>
+              </w:rPr>
+              <w:t>anonymousUser</w:t>
+            </w:r>
+          </w:p>
+        </w:tc>
+      </w:tr>
+    </w:tbl>
+    <w:p>
+      <w:pPr>
+        <w:pStyle w:val="BodyText"/>
+        <w:bidi w:val="0"/>
+        <w:rPr/>
+      </w:pPr>
+      <w:r>
+        <w:rPr>
+          <w:rStyle w:val="Strong"/>
+        </w:rPr>
+        <w:t>Lo que enseña esta pasada.</w:t>
+      </w:r>
+      <w:r>
+        <w:rPr/>
+        <w:t xml:space="preserve"> Las tres divergencias altas y medias de arriba llevaban abiertas desde que existe la pantalla y </w:t>
+      </w:r>
+      <w:r>
+        <w:rPr>
+          <w:rStyle w:val="Strong"/>
+        </w:rPr>
+        <w:t>ninguna revisión de escritorio las habría visto</w:t>
+      </w:r>
+      <w:r>
+        <w:rPr/>
+        <w:t xml:space="preserve">: dos dependen del teclado del móvil y una del navegador que retrae la barra de direcciones. Un cotejo hecho siempre en el mismo dispositivo solo prueba ese dispositivo. RNF-07 y TW-11 se verificaban estrechando la ventana del escritorio, que reproduce el </w:t>
+      </w:r>
+      <w:r>
+        <w:rPr>
+          <w:rStyle w:val="Strong"/>
+        </w:rPr>
+        <w:t>ancho</w:t>
+      </w:r>
+      <w:r>
+        <w:rPr/>
+        <w:t xml:space="preserve"> pero no el teclado, ni la barra de direcciones, ni el </w:t>
+      </w:r>
+      <w:r>
+        <w:rPr>
+          <w:rStyle w:val="Textooriginal"/>
+        </w:rPr>
+        <w:t>vh</w:t>
+      </w:r>
+      <w:r>
+        <w:rPr/>
+        <w:t xml:space="preserve"> que miente.</w:t>
+      </w:r>
+    </w:p>
     <w:p>
       <w:pPr>
         <w:pStyle w:val="Citaenbloque"/>
@@ -12176,8 +13319,8 @@
       <w:tblGrid>
         <w:gridCol w:w="785"/>
         <w:gridCol w:w="1100"/>
-        <w:gridCol w:w="3967"/>
-        <w:gridCol w:w="3560"/>
+        <w:gridCol w:w="4083"/>
+        <w:gridCol w:w="3444"/>
       </w:tblGrid>
       <w:tr>
         <w:trPr>
@@ -12229,7 +13372,7 @@
         </w:tc>
         <w:tc>
           <w:tcPr>
-            <w:tcW w:w="3967" w:type="dxa"/>
+            <w:tcW w:w="4083" w:type="dxa"/>
             <w:tcBorders/>
             <w:vAlign w:val="center"/>
           </w:tcPr>
@@ -12251,7 +13394,7 @@
         </w:tc>
         <w:tc>
           <w:tcPr>
-            <w:tcW w:w="3560" w:type="dxa"/>
+            <w:tcW w:w="3444" w:type="dxa"/>
             <w:tcBorders/>
             <w:vAlign w:val="center"/>
           </w:tcPr>
@@ -12316,7 +13459,7 @@
         </w:tc>
         <w:tc>
           <w:tcPr>
-            <w:tcW w:w="3967" w:type="dxa"/>
+            <w:tcW w:w="4083" w:type="dxa"/>
             <w:tcBorders/>
             <w:vAlign w:val="center"/>
           </w:tcPr>
@@ -12342,7 +13485,7 @@
         </w:tc>
         <w:tc>
           <w:tcPr>
-            <w:tcW w:w="3560" w:type="dxa"/>
+            <w:tcW w:w="3444" w:type="dxa"/>
             <w:tcBorders/>
             <w:vAlign w:val="center"/>
           </w:tcPr>
@@ -12405,7 +13548,7 @@
         </w:tc>
         <w:tc>
           <w:tcPr>
-            <w:tcW w:w="3967" w:type="dxa"/>
+            <w:tcW w:w="4083" w:type="dxa"/>
             <w:tcBorders/>
             <w:vAlign w:val="center"/>
           </w:tcPr>
@@ -12425,7 +13568,7 @@
         </w:tc>
         <w:tc>
           <w:tcPr>
-            <w:tcW w:w="3560" w:type="dxa"/>
+            <w:tcW w:w="3444" w:type="dxa"/>
             <w:tcBorders/>
             <w:vAlign w:val="center"/>
           </w:tcPr>
@@ -12494,7 +13637,7 @@
         </w:tc>
         <w:tc>
           <w:tcPr>
-            <w:tcW w:w="3967" w:type="dxa"/>
+            <w:tcW w:w="4083" w:type="dxa"/>
             <w:tcBorders/>
             <w:vAlign w:val="center"/>
           </w:tcPr>
@@ -12524,7 +13667,7 @@
         </w:tc>
         <w:tc>
           <w:tcPr>
-            <w:tcW w:w="3560" w:type="dxa"/>
+            <w:tcW w:w="3444" w:type="dxa"/>
             <w:tcBorders/>
             <w:vAlign w:val="center"/>
           </w:tcPr>
@@ -12587,7 +13730,7 @@
         </w:tc>
         <w:tc>
           <w:tcPr>
-            <w:tcW w:w="3967" w:type="dxa"/>
+            <w:tcW w:w="4083" w:type="dxa"/>
             <w:tcBorders/>
             <w:vAlign w:val="center"/>
           </w:tcPr>
@@ -12607,7 +13750,7 @@
         </w:tc>
         <w:tc>
           <w:tcPr>
-            <w:tcW w:w="3560" w:type="dxa"/>
+            <w:tcW w:w="3444" w:type="dxa"/>
             <w:tcBorders/>
             <w:vAlign w:val="center"/>
           </w:tcPr>
@@ -12670,7 +13813,7 @@
         </w:tc>
         <w:tc>
           <w:tcPr>
-            <w:tcW w:w="3967" w:type="dxa"/>
+            <w:tcW w:w="4083" w:type="dxa"/>
             <w:tcBorders/>
             <w:vAlign w:val="center"/>
           </w:tcPr>
@@ -12690,7 +13833,7 @@
         </w:tc>
         <w:tc>
           <w:tcPr>
-            <w:tcW w:w="3560" w:type="dxa"/>
+            <w:tcW w:w="3444" w:type="dxa"/>
             <w:tcBorders/>
             <w:vAlign w:val="center"/>
           </w:tcPr>
@@ -12753,7 +13896,7 @@
         </w:tc>
         <w:tc>
           <w:tcPr>
-            <w:tcW w:w="3967" w:type="dxa"/>
+            <w:tcW w:w="4083" w:type="dxa"/>
             <w:tcBorders/>
             <w:vAlign w:val="center"/>
           </w:tcPr>
@@ -12773,7 +13916,7 @@
         </w:tc>
         <w:tc>
           <w:tcPr>
-            <w:tcW w:w="3560" w:type="dxa"/>
+            <w:tcW w:w="3444" w:type="dxa"/>
             <w:tcBorders/>
             <w:vAlign w:val="center"/>
           </w:tcPr>
@@ -12836,7 +13979,7 @@
         </w:tc>
         <w:tc>
           <w:tcPr>
-            <w:tcW w:w="3967" w:type="dxa"/>
+            <w:tcW w:w="4083" w:type="dxa"/>
             <w:tcBorders/>
             <w:vAlign w:val="center"/>
           </w:tcPr>
@@ -12856,7 +13999,7 @@
         </w:tc>
         <w:tc>
           <w:tcPr>
-            <w:tcW w:w="3560" w:type="dxa"/>
+            <w:tcW w:w="3444" w:type="dxa"/>
             <w:tcBorders/>
             <w:vAlign w:val="center"/>
           </w:tcPr>
@@ -12919,7 +14062,7 @@
         </w:tc>
         <w:tc>
           <w:tcPr>
-            <w:tcW w:w="3967" w:type="dxa"/>
+            <w:tcW w:w="4083" w:type="dxa"/>
             <w:tcBorders/>
             <w:vAlign w:val="center"/>
           </w:tcPr>
@@ -12939,7 +14082,7 @@
         </w:tc>
         <w:tc>
           <w:tcPr>
-            <w:tcW w:w="3560" w:type="dxa"/>
+            <w:tcW w:w="3444" w:type="dxa"/>
             <w:tcBorders/>
             <w:vAlign w:val="center"/>
           </w:tcPr>
@@ -13002,7 +14145,7 @@
         </w:tc>
         <w:tc>
           <w:tcPr>
-            <w:tcW w:w="3967" w:type="dxa"/>
+            <w:tcW w:w="4083" w:type="dxa"/>
             <w:tcBorders/>
             <w:vAlign w:val="center"/>
           </w:tcPr>
@@ -13022,7 +14165,7 @@
         </w:tc>
         <w:tc>
           <w:tcPr>
-            <w:tcW w:w="3560" w:type="dxa"/>
+            <w:tcW w:w="3444" w:type="dxa"/>
             <w:tcBorders/>
             <w:vAlign w:val="center"/>
           </w:tcPr>
@@ -13085,7 +14228,7 @@
         </w:tc>
         <w:tc>
           <w:tcPr>
-            <w:tcW w:w="3967" w:type="dxa"/>
+            <w:tcW w:w="4083" w:type="dxa"/>
             <w:tcBorders/>
             <w:vAlign w:val="center"/>
           </w:tcPr>
@@ -13105,7 +14248,7 @@
         </w:tc>
         <w:tc>
           <w:tcPr>
-            <w:tcW w:w="3560" w:type="dxa"/>
+            <w:tcW w:w="3444" w:type="dxa"/>
             <w:tcBorders/>
             <w:vAlign w:val="center"/>
           </w:tcPr>
@@ -13168,7 +14311,7 @@
         </w:tc>
         <w:tc>
           <w:tcPr>
-            <w:tcW w:w="3967" w:type="dxa"/>
+            <w:tcW w:w="4083" w:type="dxa"/>
             <w:tcBorders/>
             <w:vAlign w:val="center"/>
           </w:tcPr>
@@ -13188,7 +14331,7 @@
         </w:tc>
         <w:tc>
           <w:tcPr>
-            <w:tcW w:w="3560" w:type="dxa"/>
+            <w:tcW w:w="3444" w:type="dxa"/>
             <w:tcBorders/>
             <w:vAlign w:val="center"/>
           </w:tcPr>
@@ -13251,7 +14394,7 @@
         </w:tc>
         <w:tc>
           <w:tcPr>
-            <w:tcW w:w="3967" w:type="dxa"/>
+            <w:tcW w:w="4083" w:type="dxa"/>
             <w:tcBorders/>
             <w:vAlign w:val="center"/>
           </w:tcPr>
@@ -13271,7 +14414,7 @@
         </w:tc>
         <w:tc>
           <w:tcPr>
-            <w:tcW w:w="3560" w:type="dxa"/>
+            <w:tcW w:w="3444" w:type="dxa"/>
             <w:tcBorders/>
             <w:vAlign w:val="center"/>
           </w:tcPr>
@@ -13336,7 +14479,7 @@
         </w:tc>
         <w:tc>
           <w:tcPr>
-            <w:tcW w:w="3967" w:type="dxa"/>
+            <w:tcW w:w="4083" w:type="dxa"/>
             <w:tcBorders/>
             <w:vAlign w:val="center"/>
           </w:tcPr>
@@ -13356,7 +14499,7 @@
         </w:tc>
         <w:tc>
           <w:tcPr>
-            <w:tcW w:w="3560" w:type="dxa"/>
+            <w:tcW w:w="3444" w:type="dxa"/>
             <w:tcBorders/>
             <w:vAlign w:val="center"/>
           </w:tcPr>
@@ -13419,7 +14562,7 @@
         </w:tc>
         <w:tc>
           <w:tcPr>
-            <w:tcW w:w="3967" w:type="dxa"/>
+            <w:tcW w:w="4083" w:type="dxa"/>
             <w:tcBorders/>
             <w:vAlign w:val="center"/>
           </w:tcPr>
@@ -13439,7 +14582,7 @@
         </w:tc>
         <w:tc>
           <w:tcPr>
-            <w:tcW w:w="3560" w:type="dxa"/>
+            <w:tcW w:w="3444" w:type="dxa"/>
             <w:tcBorders/>
             <w:vAlign w:val="center"/>
           </w:tcPr>
@@ -13502,7 +14645,7 @@
         </w:tc>
         <w:tc>
           <w:tcPr>
-            <w:tcW w:w="3967" w:type="dxa"/>
+            <w:tcW w:w="4083" w:type="dxa"/>
             <w:tcBorders/>
             <w:vAlign w:val="center"/>
           </w:tcPr>
@@ -13522,7 +14665,7 @@
         </w:tc>
         <w:tc>
           <w:tcPr>
-            <w:tcW w:w="3560" w:type="dxa"/>
+            <w:tcW w:w="3444" w:type="dxa"/>
             <w:tcBorders/>
             <w:vAlign w:val="center"/>
           </w:tcPr>
@@ -13591,7 +14734,7 @@
         </w:tc>
         <w:tc>
           <w:tcPr>
-            <w:tcW w:w="3967" w:type="dxa"/>
+            <w:tcW w:w="4083" w:type="dxa"/>
             <w:tcBorders/>
             <w:vAlign w:val="center"/>
           </w:tcPr>
@@ -13611,7 +14754,7 @@
         </w:tc>
         <w:tc>
           <w:tcPr>
-            <w:tcW w:w="3560" w:type="dxa"/>
+            <w:tcW w:w="3444" w:type="dxa"/>
             <w:tcBorders/>
             <w:vAlign w:val="center"/>
           </w:tcPr>
@@ -13674,7 +14817,7 @@
         </w:tc>
         <w:tc>
           <w:tcPr>
-            <w:tcW w:w="3967" w:type="dxa"/>
+            <w:tcW w:w="4083" w:type="dxa"/>
             <w:tcBorders/>
             <w:vAlign w:val="center"/>
           </w:tcPr>
@@ -13694,7 +14837,7 @@
         </w:tc>
         <w:tc>
           <w:tcPr>
-            <w:tcW w:w="3560" w:type="dxa"/>
+            <w:tcW w:w="3444" w:type="dxa"/>
             <w:tcBorders/>
             <w:vAlign w:val="center"/>
           </w:tcPr>
@@ -13757,7 +14900,7 @@
         </w:tc>
         <w:tc>
           <w:tcPr>
-            <w:tcW w:w="3967" w:type="dxa"/>
+            <w:tcW w:w="4083" w:type="dxa"/>
             <w:tcBorders/>
             <w:vAlign w:val="center"/>
           </w:tcPr>
@@ -13777,7 +14920,7 @@
         </w:tc>
         <w:tc>
           <w:tcPr>
-            <w:tcW w:w="3560" w:type="dxa"/>
+            <w:tcW w:w="3444" w:type="dxa"/>
             <w:tcBorders/>
             <w:vAlign w:val="center"/>
           </w:tcPr>
@@ -13840,7 +14983,7 @@
         </w:tc>
         <w:tc>
           <w:tcPr>
-            <w:tcW w:w="3967" w:type="dxa"/>
+            <w:tcW w:w="4083" w:type="dxa"/>
             <w:tcBorders/>
             <w:vAlign w:val="center"/>
           </w:tcPr>
@@ -13860,7 +15003,7 @@
         </w:tc>
         <w:tc>
           <w:tcPr>
-            <w:tcW w:w="3560" w:type="dxa"/>
+            <w:tcW w:w="3444" w:type="dxa"/>
             <w:tcBorders/>
             <w:vAlign w:val="center"/>
           </w:tcPr>
@@ -13923,7 +15066,7 @@
         </w:tc>
         <w:tc>
           <w:tcPr>
-            <w:tcW w:w="3967" w:type="dxa"/>
+            <w:tcW w:w="4083" w:type="dxa"/>
             <w:tcBorders/>
             <w:vAlign w:val="center"/>
           </w:tcPr>
@@ -13943,7 +15086,7 @@
         </w:tc>
         <w:tc>
           <w:tcPr>
-            <w:tcW w:w="3560" w:type="dxa"/>
+            <w:tcW w:w="3444" w:type="dxa"/>
             <w:tcBorders/>
             <w:vAlign w:val="center"/>
           </w:tcPr>
@@ -14008,7 +15151,7 @@
         </w:tc>
         <w:tc>
           <w:tcPr>
-            <w:tcW w:w="3967" w:type="dxa"/>
+            <w:tcW w:w="4083" w:type="dxa"/>
             <w:tcBorders/>
             <w:vAlign w:val="center"/>
           </w:tcPr>
@@ -14028,7 +15171,7 @@
         </w:tc>
         <w:tc>
           <w:tcPr>
-            <w:tcW w:w="3560" w:type="dxa"/>
+            <w:tcW w:w="3444" w:type="dxa"/>
             <w:tcBorders/>
             <w:vAlign w:val="center"/>
           </w:tcPr>
@@ -14091,7 +15234,7 @@
         </w:tc>
         <w:tc>
           <w:tcPr>
-            <w:tcW w:w="3967" w:type="dxa"/>
+            <w:tcW w:w="4083" w:type="dxa"/>
             <w:tcBorders/>
             <w:vAlign w:val="center"/>
           </w:tcPr>
@@ -14111,7 +15254,7 @@
         </w:tc>
         <w:tc>
           <w:tcPr>
-            <w:tcW w:w="3560" w:type="dxa"/>
+            <w:tcW w:w="3444" w:type="dxa"/>
             <w:tcBorders/>
             <w:vAlign w:val="center"/>
           </w:tcPr>
@@ -14174,7 +15317,7 @@
         </w:tc>
         <w:tc>
           <w:tcPr>
-            <w:tcW w:w="3967" w:type="dxa"/>
+            <w:tcW w:w="4083" w:type="dxa"/>
             <w:tcBorders/>
             <w:vAlign w:val="center"/>
           </w:tcPr>
@@ -14194,7 +15337,7 @@
         </w:tc>
         <w:tc>
           <w:tcPr>
-            <w:tcW w:w="3560" w:type="dxa"/>
+            <w:tcW w:w="3444" w:type="dxa"/>
             <w:tcBorders/>
             <w:vAlign w:val="center"/>
           </w:tcPr>
@@ -14257,7 +15400,7 @@
         </w:tc>
         <w:tc>
           <w:tcPr>
-            <w:tcW w:w="3967" w:type="dxa"/>
+            <w:tcW w:w="4083" w:type="dxa"/>
             <w:tcBorders/>
             <w:vAlign w:val="center"/>
           </w:tcPr>
@@ -14283,7 +15426,7 @@
         </w:tc>
         <w:tc>
           <w:tcPr>
-            <w:tcW w:w="3560" w:type="dxa"/>
+            <w:tcW w:w="3444" w:type="dxa"/>
             <w:tcBorders/>
             <w:vAlign w:val="center"/>
           </w:tcPr>
@@ -14346,7 +15489,7 @@
         </w:tc>
         <w:tc>
           <w:tcPr>
-            <w:tcW w:w="3967" w:type="dxa"/>
+            <w:tcW w:w="4083" w:type="dxa"/>
             <w:tcBorders/>
             <w:vAlign w:val="center"/>
           </w:tcPr>
@@ -14366,7 +15509,7 @@
         </w:tc>
         <w:tc>
           <w:tcPr>
-            <w:tcW w:w="3560" w:type="dxa"/>
+            <w:tcW w:w="3444" w:type="dxa"/>
             <w:tcBorders/>
             <w:vAlign w:val="center"/>
           </w:tcPr>
@@ -14429,7 +15572,7 @@
         </w:tc>
         <w:tc>
           <w:tcPr>
-            <w:tcW w:w="3967" w:type="dxa"/>
+            <w:tcW w:w="4083" w:type="dxa"/>
             <w:tcBorders/>
             <w:vAlign w:val="center"/>
           </w:tcPr>
@@ -14449,7 +15592,7 @@
         </w:tc>
         <w:tc>
           <w:tcPr>
-            <w:tcW w:w="3560" w:type="dxa"/>
+            <w:tcW w:w="3444" w:type="dxa"/>
             <w:tcBorders/>
             <w:vAlign w:val="center"/>
           </w:tcPr>
@@ -14514,7 +15657,7 @@
         </w:tc>
         <w:tc>
           <w:tcPr>
-            <w:tcW w:w="3967" w:type="dxa"/>
+            <w:tcW w:w="4083" w:type="dxa"/>
             <w:tcBorders/>
             <w:vAlign w:val="center"/>
           </w:tcPr>
@@ -14544,7 +15687,7 @@
         </w:tc>
         <w:tc>
           <w:tcPr>
-            <w:tcW w:w="3560" w:type="dxa"/>
+            <w:tcW w:w="3444" w:type="dxa"/>
             <w:tcBorders/>
             <w:vAlign w:val="center"/>
           </w:tcPr>
@@ -14609,7 +15752,7 @@
         </w:tc>
         <w:tc>
           <w:tcPr>
-            <w:tcW w:w="3967" w:type="dxa"/>
+            <w:tcW w:w="4083" w:type="dxa"/>
             <w:tcBorders/>
             <w:vAlign w:val="center"/>
           </w:tcPr>
@@ -14629,7 +15772,7 @@
         </w:tc>
         <w:tc>
           <w:tcPr>
-            <w:tcW w:w="3560" w:type="dxa"/>
+            <w:tcW w:w="3444" w:type="dxa"/>
             <w:tcBorders/>
             <w:vAlign w:val="center"/>
           </w:tcPr>
@@ -14692,7 +15835,7 @@
         </w:tc>
         <w:tc>
           <w:tcPr>
-            <w:tcW w:w="3967" w:type="dxa"/>
+            <w:tcW w:w="4083" w:type="dxa"/>
             <w:tcBorders/>
             <w:vAlign w:val="center"/>
           </w:tcPr>
@@ -14712,7 +15855,7 @@
         </w:tc>
         <w:tc>
           <w:tcPr>
-            <w:tcW w:w="3560" w:type="dxa"/>
+            <w:tcW w:w="3444" w:type="dxa"/>
             <w:tcBorders/>
             <w:vAlign w:val="center"/>
           </w:tcPr>
@@ -14775,7 +15918,7 @@
         </w:tc>
         <w:tc>
           <w:tcPr>
-            <w:tcW w:w="3967" w:type="dxa"/>
+            <w:tcW w:w="4083" w:type="dxa"/>
             <w:tcBorders/>
             <w:vAlign w:val="center"/>
           </w:tcPr>
@@ -14795,7 +15938,7 @@
         </w:tc>
         <w:tc>
           <w:tcPr>
-            <w:tcW w:w="3560" w:type="dxa"/>
+            <w:tcW w:w="3444" w:type="dxa"/>
             <w:tcBorders/>
             <w:vAlign w:val="center"/>
           </w:tcPr>
@@ -14858,7 +16001,7 @@
         </w:tc>
         <w:tc>
           <w:tcPr>
-            <w:tcW w:w="3967" w:type="dxa"/>
+            <w:tcW w:w="4083" w:type="dxa"/>
             <w:tcBorders/>
             <w:vAlign w:val="center"/>
           </w:tcPr>
@@ -14878,7 +16021,7 @@
         </w:tc>
         <w:tc>
           <w:tcPr>
-            <w:tcW w:w="3560" w:type="dxa"/>
+            <w:tcW w:w="3444" w:type="dxa"/>
             <w:tcBorders/>
             <w:vAlign w:val="center"/>
           </w:tcPr>
@@ -14941,7 +16084,7 @@
         </w:tc>
         <w:tc>
           <w:tcPr>
-            <w:tcW w:w="3967" w:type="dxa"/>
+            <w:tcW w:w="4083" w:type="dxa"/>
             <w:tcBorders/>
             <w:vAlign w:val="center"/>
           </w:tcPr>
@@ -14961,7 +16104,7 @@
         </w:tc>
         <w:tc>
           <w:tcPr>
-            <w:tcW w:w="3560" w:type="dxa"/>
+            <w:tcW w:w="3444" w:type="dxa"/>
             <w:tcBorders/>
             <w:vAlign w:val="center"/>
           </w:tcPr>
@@ -15024,7 +16167,7 @@
         </w:tc>
         <w:tc>
           <w:tcPr>
-            <w:tcW w:w="3967" w:type="dxa"/>
+            <w:tcW w:w="4083" w:type="dxa"/>
             <w:tcBorders/>
             <w:vAlign w:val="center"/>
           </w:tcPr>
@@ -15044,7 +16187,7 @@
         </w:tc>
         <w:tc>
           <w:tcPr>
-            <w:tcW w:w="3560" w:type="dxa"/>
+            <w:tcW w:w="3444" w:type="dxa"/>
             <w:tcBorders/>
             <w:vAlign w:val="center"/>
           </w:tcPr>
@@ -15107,7 +16250,7 @@
         </w:tc>
         <w:tc>
           <w:tcPr>
-            <w:tcW w:w="3967" w:type="dxa"/>
+            <w:tcW w:w="4083" w:type="dxa"/>
             <w:tcBorders/>
             <w:vAlign w:val="center"/>
           </w:tcPr>
@@ -15127,7 +16270,351 @@
         </w:tc>
         <w:tc>
           <w:tcPr>
-            <w:tcW w:w="3560" w:type="dxa"/>
+            <w:tcW w:w="3444" w:type="dxa"/>
+            <w:tcBorders/>
+            <w:vAlign w:val="center"/>
+          </w:tcPr>
+          <w:p>
+            <w:pPr>
+              <w:pStyle w:val="Contenidodelatabla"/>
+              <w:bidi w:val="0"/>
+              <w:spacing w:before="0" w:after="120"/>
+              <w:jc w:val="left"/>
+              <w:rPr/>
+            </w:pPr>
+            <w:r>
+              <w:rPr>
+                <w:rStyle w:val="Strong"/>
+              </w:rPr>
+              <w:t>Superada por DV-38</w:t>
+            </w:r>
+          </w:p>
+        </w:tc>
+      </w:tr>
+      <w:tr>
+        <w:trPr/>
+        <w:tc>
+          <w:tcPr>
+            <w:tcW w:w="785" w:type="dxa"/>
+            <w:tcBorders/>
+            <w:vAlign w:val="center"/>
+          </w:tcPr>
+          <w:p>
+            <w:pPr>
+              <w:pStyle w:val="Contenidodelatabla"/>
+              <w:bidi w:val="0"/>
+              <w:spacing w:before="0" w:after="120"/>
+              <w:jc w:val="left"/>
+              <w:rPr/>
+            </w:pPr>
+            <w:r>
+              <w:rPr/>
+              <w:t>DV-35</w:t>
+            </w:r>
+          </w:p>
+        </w:tc>
+        <w:tc>
+          <w:tcPr>
+            <w:tcW w:w="1100" w:type="dxa"/>
+            <w:tcBorders/>
+            <w:vAlign w:val="center"/>
+          </w:tcPr>
+          <w:p>
+            <w:pPr>
+              <w:pStyle w:val="Contenidodelatabla"/>
+              <w:bidi w:val="0"/>
+              <w:spacing w:before="0" w:after="120"/>
+              <w:jc w:val="left"/>
+              <w:rPr/>
+            </w:pPr>
+            <w:r>
+              <w:rPr>
+                <w:rStyle w:val="Strong"/>
+              </w:rPr>
+              <w:t>Alta</w:t>
+            </w:r>
+          </w:p>
+        </w:tc>
+        <w:tc>
+          <w:tcPr>
+            <w:tcW w:w="4083" w:type="dxa"/>
+            <w:tcBorders/>
+            <w:vAlign w:val="center"/>
+          </w:tcPr>
+          <w:p>
+            <w:pPr>
+              <w:pStyle w:val="Contenidodelatabla"/>
+              <w:bidi w:val="0"/>
+              <w:spacing w:before="0" w:after="120"/>
+              <w:jc w:val="left"/>
+              <w:rPr/>
+            </w:pPr>
+            <w:r>
+              <w:rPr/>
+              <w:t>AN050 3.1 - correo a prueba de autocorrección</w:t>
+            </w:r>
+          </w:p>
+        </w:tc>
+        <w:tc>
+          <w:tcPr>
+            <w:tcW w:w="3444" w:type="dxa"/>
+            <w:tcBorders/>
+            <w:vAlign w:val="center"/>
+          </w:tcPr>
+          <w:p>
+            <w:pPr>
+              <w:pStyle w:val="Contenidodelatabla"/>
+              <w:bidi w:val="0"/>
+              <w:spacing w:before="0" w:after="120"/>
+              <w:jc w:val="left"/>
+              <w:rPr/>
+            </w:pPr>
+            <w:r>
+              <w:rPr/>
+              <w:t>Aplicada</w:t>
+            </w:r>
+          </w:p>
+        </w:tc>
+      </w:tr>
+      <w:tr>
+        <w:trPr/>
+        <w:tc>
+          <w:tcPr>
+            <w:tcW w:w="785" w:type="dxa"/>
+            <w:tcBorders/>
+            <w:vAlign w:val="center"/>
+          </w:tcPr>
+          <w:p>
+            <w:pPr>
+              <w:pStyle w:val="Contenidodelatabla"/>
+              <w:bidi w:val="0"/>
+              <w:spacing w:before="0" w:after="120"/>
+              <w:jc w:val="left"/>
+              <w:rPr/>
+            </w:pPr>
+            <w:r>
+              <w:rPr/>
+              <w:t>DV-36</w:t>
+            </w:r>
+          </w:p>
+        </w:tc>
+        <w:tc>
+          <w:tcPr>
+            <w:tcW w:w="1100" w:type="dxa"/>
+            <w:tcBorders/>
+            <w:vAlign w:val="center"/>
+          </w:tcPr>
+          <w:p>
+            <w:pPr>
+              <w:pStyle w:val="Contenidodelatabla"/>
+              <w:bidi w:val="0"/>
+              <w:spacing w:before="0" w:after="120"/>
+              <w:jc w:val="left"/>
+              <w:rPr/>
+            </w:pPr>
+            <w:r>
+              <w:rPr>
+                <w:rStyle w:val="Strong"/>
+              </w:rPr>
+              <w:t>Alta</w:t>
+            </w:r>
+          </w:p>
+        </w:tc>
+        <w:tc>
+          <w:tcPr>
+            <w:tcW w:w="4083" w:type="dxa"/>
+            <w:tcBorders/>
+            <w:vAlign w:val="center"/>
+          </w:tcPr>
+          <w:p>
+            <w:pPr>
+              <w:pStyle w:val="Contenidodelatabla"/>
+              <w:bidi w:val="0"/>
+              <w:spacing w:before="0" w:after="120"/>
+              <w:jc w:val="left"/>
+              <w:rPr/>
+            </w:pPr>
+            <w:r>
+              <w:rPr/>
+              <w:t xml:space="preserve">AN050 3.5 - alto del shell en </w:t>
+            </w:r>
+            <w:r>
+              <w:rPr>
+                <w:rStyle w:val="Textooriginal"/>
+              </w:rPr>
+              <w:t>dvh</w:t>
+            </w:r>
+          </w:p>
+        </w:tc>
+        <w:tc>
+          <w:tcPr>
+            <w:tcW w:w="3444" w:type="dxa"/>
+            <w:tcBorders/>
+            <w:vAlign w:val="center"/>
+          </w:tcPr>
+          <w:p>
+            <w:pPr>
+              <w:pStyle w:val="Contenidodelatabla"/>
+              <w:bidi w:val="0"/>
+              <w:spacing w:before="0" w:after="120"/>
+              <w:jc w:val="left"/>
+              <w:rPr/>
+            </w:pPr>
+            <w:r>
+              <w:rPr/>
+              <w:t>Aplicada</w:t>
+            </w:r>
+          </w:p>
+        </w:tc>
+      </w:tr>
+      <w:tr>
+        <w:trPr/>
+        <w:tc>
+          <w:tcPr>
+            <w:tcW w:w="785" w:type="dxa"/>
+            <w:tcBorders/>
+            <w:vAlign w:val="center"/>
+          </w:tcPr>
+          <w:p>
+            <w:pPr>
+              <w:pStyle w:val="Contenidodelatabla"/>
+              <w:bidi w:val="0"/>
+              <w:spacing w:before="0" w:after="120"/>
+              <w:jc w:val="left"/>
+              <w:rPr/>
+            </w:pPr>
+            <w:r>
+              <w:rPr/>
+              <w:t>DV-37</w:t>
+            </w:r>
+          </w:p>
+        </w:tc>
+        <w:tc>
+          <w:tcPr>
+            <w:tcW w:w="1100" w:type="dxa"/>
+            <w:tcBorders/>
+            <w:vAlign w:val="center"/>
+          </w:tcPr>
+          <w:p>
+            <w:pPr>
+              <w:pStyle w:val="Contenidodelatabla"/>
+              <w:bidi w:val="0"/>
+              <w:spacing w:before="0" w:after="120"/>
+              <w:jc w:val="left"/>
+              <w:rPr/>
+            </w:pPr>
+            <w:r>
+              <w:rPr/>
+              <w:t>Media</w:t>
+            </w:r>
+          </w:p>
+        </w:tc>
+        <w:tc>
+          <w:tcPr>
+            <w:tcW w:w="4083" w:type="dxa"/>
+            <w:tcBorders/>
+            <w:vAlign w:val="center"/>
+          </w:tcPr>
+          <w:p>
+            <w:pPr>
+              <w:pStyle w:val="Contenidodelatabla"/>
+              <w:bidi w:val="0"/>
+              <w:spacing w:before="0" w:after="120"/>
+              <w:jc w:val="left"/>
+              <w:rPr/>
+            </w:pPr>
+            <w:r>
+              <w:rPr/>
+              <w:t>AN050 3.1 - conmutador de contraseña</w:t>
+            </w:r>
+          </w:p>
+        </w:tc>
+        <w:tc>
+          <w:tcPr>
+            <w:tcW w:w="3444" w:type="dxa"/>
+            <w:tcBorders/>
+            <w:vAlign w:val="center"/>
+          </w:tcPr>
+          <w:p>
+            <w:pPr>
+              <w:pStyle w:val="Contenidodelatabla"/>
+              <w:bidi w:val="0"/>
+              <w:spacing w:before="0" w:after="120"/>
+              <w:jc w:val="left"/>
+              <w:rPr/>
+            </w:pPr>
+            <w:r>
+              <w:rPr/>
+              <w:t>Aplicada</w:t>
+            </w:r>
+          </w:p>
+        </w:tc>
+      </w:tr>
+      <w:tr>
+        <w:trPr/>
+        <w:tc>
+          <w:tcPr>
+            <w:tcW w:w="785" w:type="dxa"/>
+            <w:tcBorders/>
+            <w:vAlign w:val="center"/>
+          </w:tcPr>
+          <w:p>
+            <w:pPr>
+              <w:pStyle w:val="Contenidodelatabla"/>
+              <w:bidi w:val="0"/>
+              <w:spacing w:before="0" w:after="120"/>
+              <w:jc w:val="left"/>
+              <w:rPr/>
+            </w:pPr>
+            <w:r>
+              <w:rPr/>
+              <w:t>DV-38</w:t>
+            </w:r>
+          </w:p>
+        </w:tc>
+        <w:tc>
+          <w:tcPr>
+            <w:tcW w:w="1100" w:type="dxa"/>
+            <w:tcBorders/>
+            <w:vAlign w:val="center"/>
+          </w:tcPr>
+          <w:p>
+            <w:pPr>
+              <w:pStyle w:val="Contenidodelatabla"/>
+              <w:bidi w:val="0"/>
+              <w:spacing w:before="0" w:after="120"/>
+              <w:jc w:val="left"/>
+              <w:rPr/>
+            </w:pPr>
+            <w:r>
+              <w:rPr/>
+              <w:t>Media</w:t>
+            </w:r>
+          </w:p>
+        </w:tc>
+        <w:tc>
+          <w:tcPr>
+            <w:tcW w:w="4083" w:type="dxa"/>
+            <w:tcBorders/>
+            <w:vAlign w:val="center"/>
+          </w:tcPr>
+          <w:p>
+            <w:pPr>
+              <w:pStyle w:val="Contenidodelatabla"/>
+              <w:bidi w:val="0"/>
+              <w:spacing w:before="0" w:after="120"/>
+              <w:jc w:val="left"/>
+              <w:rPr/>
+            </w:pPr>
+            <w:r>
+              <w:rPr/>
+              <w:t>AN050 3.3 + 3.5 - cuenta real y salida en móvil</w:t>
+            </w:r>
+          </w:p>
+        </w:tc>
+        <w:tc>
+          <w:tcPr>
+            <w:tcW w:w="3444" w:type="dxa"/>
             <w:tcBorders/>
             <w:vAlign w:val="center"/>
           </w:tcPr>
@@ -15157,7 +16644,7 @@
         <w:rPr>
           <w:rStyle w:val="Strong"/>
         </w:rPr>
-        <w:t>22 aplicadas - 1 parcial - 2 abiertas - 2 sin acción.</w:t>
+        <w:t>26 aplicadas - 1 superada - 1 parcial - 2 abiertas - 2 sin acción.</w:t>
       </w:r>
     </w:p>
     <w:p>

--- a/documentacion/AN090-conciliación-línea-diseño-funcional.docx
+++ b/documentacion/AN090-conciliación-línea-diseño-funcional.docx
@@ -255,7 +255,7 @@
             </w:pPr>
             <w:r>
               <w:rPr/>
-              <w:t>1.5</w:t>
+              <w:t>1.6</w:t>
             </w:r>
           </w:p>
         </w:tc>
@@ -1163,6 +1163,99 @@
             <w:r>
               <w:rPr/>
               <w:t xml:space="preserve"> la invalidó. Total: 38 registradas, 33 resueltas.</w:t>
+            </w:r>
+          </w:p>
+        </w:tc>
+      </w:tr>
+      <w:tr>
+        <w:trPr/>
+        <w:tc>
+          <w:tcPr>
+            <w:tcW w:w="995" w:type="dxa"/>
+            <w:tcBorders/>
+            <w:vAlign w:val="center"/>
+          </w:tcPr>
+          <w:p>
+            <w:pPr>
+              <w:pStyle w:val="Contenidodelatabla"/>
+              <w:bidi w:val="0"/>
+              <w:spacing w:before="0" w:after="120"/>
+              <w:jc w:val="left"/>
+              <w:rPr/>
+            </w:pPr>
+            <w:r>
+              <w:rPr/>
+              <w:t>1.6</w:t>
+            </w:r>
+          </w:p>
+        </w:tc>
+        <w:tc>
+          <w:tcPr>
+            <w:tcW w:w="1310" w:type="dxa"/>
+            <w:tcBorders/>
+            <w:vAlign w:val="center"/>
+          </w:tcPr>
+          <w:p>
+            <w:pPr>
+              <w:pStyle w:val="Contenidodelatabla"/>
+              <w:bidi w:val="0"/>
+              <w:spacing w:before="0" w:after="120"/>
+              <w:jc w:val="left"/>
+              <w:rPr/>
+            </w:pPr>
+            <w:r>
+              <w:rPr/>
+              <w:t>2026-09-17</w:t>
+            </w:r>
+          </w:p>
+        </w:tc>
+        <w:tc>
+          <w:tcPr>
+            <w:tcW w:w="890" w:type="dxa"/>
+            <w:tcBorders/>
+            <w:vAlign w:val="center"/>
+          </w:tcPr>
+          <w:p>
+            <w:pPr>
+              <w:pStyle w:val="Contenidodelatabla"/>
+              <w:bidi w:val="0"/>
+              <w:spacing w:before="0" w:after="120"/>
+              <w:jc w:val="left"/>
+              <w:rPr/>
+            </w:pPr>
+            <w:r>
+              <w:rPr/>
+              <w:t>D. Quispe</w:t>
+            </w:r>
+          </w:p>
+        </w:tc>
+        <w:tc>
+          <w:tcPr>
+            <w:tcW w:w="6217" w:type="dxa"/>
+            <w:tcBorders/>
+            <w:vAlign w:val="center"/>
+          </w:tcPr>
+          <w:p>
+            <w:pPr>
+              <w:pStyle w:val="Contenidodelatabla"/>
+              <w:bidi w:val="0"/>
+              <w:spacing w:before="0" w:after="120"/>
+              <w:jc w:val="left"/>
+              <w:rPr/>
+            </w:pPr>
+            <w:r>
+              <w:rPr/>
+              <w:t xml:space="preserve">DV-39. Probada la aplicación en el teléfono, el nombre del sistema del </w:t>
+            </w:r>
+            <w:r>
+              <w:rPr>
+                <w:rStyle w:val="Textooriginal"/>
+              </w:rPr>
+              <w:t>login</w:t>
+            </w:r>
+            <w:r>
+              <w:rPr/>
+              <w:t xml:space="preserve"> se veía pequeño: llevaba un 12 px que la escala no tiene. Comprobarlo destapó que AN050 sección 2.5 publicaba siete pasos mientras 3.3 y 3.5 mandaban otros cuatro sin recoger. Se publica la escala menor y la regla de que el contenido nunca baja de 14. Total: 39 registradas, 34 resueltas.</w:t>
             </w:r>
           </w:p>
         </w:tc>
@@ -12053,6 +12146,137 @@
         <w:rPr/>
       </w:pPr>
       <w:r>
+        <w:rPr/>
+        <w:t xml:space="preserve">| </w:t>
+      </w:r>
+      <w:r>
+        <w:rPr>
+          <w:rStyle w:val="Strong"/>
+        </w:rPr>
+        <w:t>DV-39</w:t>
+      </w:r>
+      <w:r>
+        <w:rPr/>
+        <w:t xml:space="preserve"> | El nombre del sistema en el </w:t>
+      </w:r>
+      <w:r>
+        <w:rPr>
+          <w:rStyle w:val="Textooriginal"/>
+        </w:rPr>
+        <w:t>login</w:t>
+      </w:r>
+      <w:r>
+        <w:rPr/>
+        <w:t xml:space="preserve"> se puso a </w:t>
+      </w:r>
+      <w:r>
+        <w:rPr>
+          <w:rStyle w:val="Strong"/>
+        </w:rPr>
+        <w:t>12 px</w:t>
+      </w:r>
+      <w:r>
+        <w:rPr/>
+        <w:t xml:space="preserve">, un tamaño que la escala de AN050 sección 2.5 </w:t>
+      </w:r>
+      <w:r>
+        <w:rPr>
+          <w:rStyle w:val="Strong"/>
+        </w:rPr>
+        <w:t>no tiene</w:t>
+      </w:r>
+      <w:r>
+        <w:rPr/>
+        <w:t xml:space="preserve">: su 12/16 es </w:t>
+      </w:r>
+      <w:r>
+        <w:rPr>
+          <w:rStyle w:val="Textooriginal"/>
+        </w:rPr>
+        <w:t>Label medium</w:t>
+      </w:r>
+      <w:r>
+        <w:rPr/>
+        <w:t xml:space="preserve"> y es </w:t>
+      </w:r>
+      <w:r>
+        <w:rPr>
+          <w:rStyle w:val="Strong"/>
+        </w:rPr>
+        <w:t>IBM Plex Mono</w:t>
+      </w:r>
+      <w:r>
+        <w:rPr/>
+        <w:t xml:space="preserve">, reservado a ISBN y códigos. En un teléfono en la mano se veía demasiado pequeño. Al comprobarlo se vio que el hueco era mayor: la sección 2.5 publicaba siete pasos mientras las secciones 3.3 y 3.5 mandaban 21, 13, 11 y 24 px, </w:t>
+      </w:r>
+      <w:r>
+        <w:rPr>
+          <w:rStyle w:val="Strong"/>
+        </w:rPr>
+        <w:t>que la tabla nunca recogió</w:t>
+      </w:r>
+      <w:r>
+        <w:rPr/>
+        <w:t xml:space="preserve"> | Media | AN050 secciones 2.5 y 3.1 &lt;-&gt; </w:t>
+      </w:r>
+      <w:r>
+        <w:rPr>
+          <w:rStyle w:val="Textooriginal"/>
+        </w:rPr>
+        <w:t>login.component.css</w:t>
+      </w:r>
+      <w:r>
+        <w:rPr/>
+        <w:t xml:space="preserve"> | </w:t>
+      </w:r>
+      <w:r>
+        <w:rPr>
+          <w:rStyle w:val="Strong"/>
+        </w:rPr>
+        <w:t>Resuelta a favor del diseño.</w:t>
+      </w:r>
+      <w:r>
+        <w:rPr/>
+        <w:t xml:space="preserve"> El nombre pasa a </w:t>
+      </w:r>
+      <w:r>
+        <w:rPr>
+          <w:rStyle w:val="Textooriginal"/>
+        </w:rPr>
+        <w:t>Label large</w:t>
+      </w:r>
+      <w:r>
+        <w:rPr/>
+        <w:t xml:space="preserve"> (14/20) y el subtítulo a </w:t>
+      </w:r>
+      <w:r>
+        <w:rPr>
+          <w:rStyle w:val="Textooriginal"/>
+        </w:rPr>
+        <w:t>Body medium</w:t>
+      </w:r>
+      <w:r>
+        <w:rPr/>
+        <w:t xml:space="preserve"> (14/20), los dos desde los tokens del tema y no desde un número escrito a mano; la jerarquía la hacen peso y color. Medido sobre la aplicación: 282 px de texto en los 296 px interiores de la tarjeta a 360 px de pantalla, una línea; a 16 px se parte en dos. AN050 sección 2.5 publica además la </w:t>
+      </w:r>
+      <w:r>
+        <w:rPr>
+          <w:rStyle w:val="Strong"/>
+        </w:rPr>
+        <w:t>escala menor</w:t>
+      </w:r>
+      <w:r>
+        <w:rPr/>
+        <w:t xml:space="preserve"> que la aplicación ya usaba y fija la regla de que el contenido nunca baja de 14 |</w:t>
+      </w:r>
+    </w:p>
+    <w:p>
+      <w:pPr>
+        <w:pStyle w:val="BodyText"/>
+        <w:bidi w:val="0"/>
+        <w:rPr/>
+      </w:pPr>
+      <w:r>
         <w:rPr>
           <w:rStyle w:val="Strong"/>
         </w:rPr>
@@ -16633,6 +16857,89 @@
           </w:p>
         </w:tc>
       </w:tr>
+      <w:tr>
+        <w:trPr/>
+        <w:tc>
+          <w:tcPr>
+            <w:tcW w:w="785" w:type="dxa"/>
+            <w:tcBorders/>
+            <w:vAlign w:val="center"/>
+          </w:tcPr>
+          <w:p>
+            <w:pPr>
+              <w:pStyle w:val="Contenidodelatabla"/>
+              <w:bidi w:val="0"/>
+              <w:spacing w:before="0" w:after="120"/>
+              <w:jc w:val="left"/>
+              <w:rPr/>
+            </w:pPr>
+            <w:r>
+              <w:rPr/>
+              <w:t>DV-39</w:t>
+            </w:r>
+          </w:p>
+        </w:tc>
+        <w:tc>
+          <w:tcPr>
+            <w:tcW w:w="1100" w:type="dxa"/>
+            <w:tcBorders/>
+            <w:vAlign w:val="center"/>
+          </w:tcPr>
+          <w:p>
+            <w:pPr>
+              <w:pStyle w:val="Contenidodelatabla"/>
+              <w:bidi w:val="0"/>
+              <w:spacing w:before="0" w:after="120"/>
+              <w:jc w:val="left"/>
+              <w:rPr/>
+            </w:pPr>
+            <w:r>
+              <w:rPr/>
+              <w:t>Media</w:t>
+            </w:r>
+          </w:p>
+        </w:tc>
+        <w:tc>
+          <w:tcPr>
+            <w:tcW w:w="4083" w:type="dxa"/>
+            <w:tcBorders/>
+            <w:vAlign w:val="center"/>
+          </w:tcPr>
+          <w:p>
+            <w:pPr>
+              <w:pStyle w:val="Contenidodelatabla"/>
+              <w:bidi w:val="0"/>
+              <w:spacing w:before="0" w:after="120"/>
+              <w:jc w:val="left"/>
+              <w:rPr/>
+            </w:pPr>
+            <w:r>
+              <w:rPr/>
+              <w:t>AN050 2.5 + 3.1 - escala menor publicada</w:t>
+            </w:r>
+          </w:p>
+        </w:tc>
+        <w:tc>
+          <w:tcPr>
+            <w:tcW w:w="3444" w:type="dxa"/>
+            <w:tcBorders/>
+            <w:vAlign w:val="center"/>
+          </w:tcPr>
+          <w:p>
+            <w:pPr>
+              <w:pStyle w:val="Contenidodelatabla"/>
+              <w:bidi w:val="0"/>
+              <w:spacing w:before="0" w:after="120"/>
+              <w:jc w:val="left"/>
+              <w:rPr/>
+            </w:pPr>
+            <w:r>
+              <w:rPr/>
+              <w:t>Aplicada</w:t>
+            </w:r>
+          </w:p>
+        </w:tc>
+      </w:tr>
     </w:tbl>
     <w:p>
       <w:pPr>
@@ -16644,7 +16951,7 @@
         <w:rPr>
           <w:rStyle w:val="Strong"/>
         </w:rPr>
-        <w:t>26 aplicadas - 1 superada - 1 parcial - 2 abiertas - 2 sin acción.</w:t>
+        <w:t>27 aplicadas - 1 superada - 1 parcial - 2 abiertas - 2 sin acción.</w:t>
       </w:r>
     </w:p>
     <w:p>
